--- a/downloads/indicadores/EMOE/nota/EMOE_nota.docx
+++ b/downloads/indicadores/EMOE/nota/EMOE_nota.docx
@@ -1,101 +1,103 @@
 
 <file path=word/document.xml><?xml version="1.0" encoding="utf-8"?>
-<w:document xmlns:wpc="http://schemas.microsoft.com/office/word/2010/wordprocessingCanvas" xmlns:cx="http://schemas.microsoft.com/office/drawing/2014/chartex" xmlns:cx1="http://schemas.microsoft.com/office/drawing/2015/9/8/chartex" xmlns:cx2="http://schemas.microsoft.com/office/drawing/2015/10/21/chartex" xmlns:cx3="http://schemas.microsoft.com/office/drawing/2016/5/9/chartex" xmlns:cx4="http://schemas.microsoft.com/office/drawing/2016/5/10/chartex" xmlns:cx5="http://schemas.microsoft.com/office/drawing/2016/5/11/chartex" xmlns:cx6="http://schemas.microsoft.com/office/drawing/2016/5/12/chartex" xmlns:cx7="http://schemas.microsoft.com/office/drawing/2016/5/13/chartex" xmlns:cx8="http://schemas.microsoft.com/office/drawing/2016/5/14/chartex" xmlns:mc="http://schemas.openxmlformats.org/markup-compatibility/2006" xmlns:aink="http://schemas.microsoft.com/office/drawing/2016/ink" xmlns:am3d="http://schemas.microsoft.com/office/drawing/2017/model3d" xmlns:o="urn:schemas-microsoft-com:office:office" xmlns:oel="http://schemas.microsoft.com/office/2019/extlst" xmlns:r="http://schemas.openxmlformats.org/officeDocument/2006/relationships" xmlns:m="http://schemas.openxmlformats.org/officeDocument/2006/math" xmlns:v="urn:schemas-microsoft-com:vml" xmlns:wp14="http://schemas.microsoft.com/office/word/2010/wordprocessingDrawing" xmlns:wp="http://schemas.openxmlformats.org/drawingml/2006/wordprocessingDrawing" xmlns:w10="urn:schemas-microsoft-com:office:word" xmlns:w="http://schemas.openxmlformats.org/wordprocessingml/2006/main" xmlns:w14="http://schemas.microsoft.com/office/word/2010/wordml" xmlns:w15="http://schemas.microsoft.com/office/word/2012/wordml" xmlns:w16cex="http://schemas.microsoft.com/office/word/2018/wordml/cex" xmlns:w16cid="http://schemas.microsoft.com/office/word/2016/wordml/cid" xmlns:w16="http://schemas.microsoft.com/office/word/2018/wordml" xmlns:w16du="http://schemas.microsoft.com/office/word/2023/wordml/word16du" xmlns:w16sdtdh="http://schemas.microsoft.com/office/word/2020/wordml/sdtdatahash" xmlns:w16se="http://schemas.microsoft.com/office/word/2015/wordml/symex" xmlns:wpg="http://schemas.microsoft.com/office/word/2010/wordprocessingGroup" xmlns:wpi="http://schemas.microsoft.com/office/word/2010/wordprocessingInk" xmlns:wne="http://schemas.microsoft.com/office/word/2006/wordml" xmlns:wps="http://schemas.microsoft.com/office/word/2010/wordprocessingShape" mc:Ignorable="w14 w15 w16se w16cid w16 w16cex w16sdtdh w16du wp14">
+<w:document xmlns:wpc="http://schemas.microsoft.com/office/word/2010/wordprocessingCanvas" xmlns:cx="http://schemas.microsoft.com/office/drawing/2014/chartex" xmlns:cx1="http://schemas.microsoft.com/office/drawing/2015/9/8/chartex" xmlns:cx2="http://schemas.microsoft.com/office/drawing/2015/10/21/chartex" xmlns:cx3="http://schemas.microsoft.com/office/drawing/2016/5/9/chartex" xmlns:cx4="http://schemas.microsoft.com/office/drawing/2016/5/10/chartex" xmlns:cx5="http://schemas.microsoft.com/office/drawing/2016/5/11/chartex" xmlns:cx6="http://schemas.microsoft.com/office/drawing/2016/5/12/chartex" xmlns:cx7="http://schemas.microsoft.com/office/drawing/2016/5/13/chartex" xmlns:cx8="http://schemas.microsoft.com/office/drawing/2016/5/14/chartex" xmlns:mc="http://schemas.openxmlformats.org/markup-compatibility/2006" xmlns:aink="http://schemas.microsoft.com/office/drawing/2016/ink" xmlns:am3d="http://schemas.microsoft.com/office/drawing/2017/model3d" xmlns:o="urn:schemas-microsoft-com:office:office" xmlns:r="http://schemas.openxmlformats.org/officeDocument/2006/relationships" xmlns:m="http://schemas.openxmlformats.org/officeDocument/2006/math" xmlns:v="urn:schemas-microsoft-com:vml" xmlns:wp14="http://schemas.microsoft.com/office/word/2010/wordprocessingDrawing" xmlns:wp="http://schemas.openxmlformats.org/drawingml/2006/wordprocessingDrawing" xmlns:w10="urn:schemas-microsoft-com:office:word" xmlns:w="http://schemas.openxmlformats.org/wordprocessingml/2006/main" xmlns:w14="http://schemas.microsoft.com/office/word/2010/wordml" xmlns:w15="http://schemas.microsoft.com/office/word/2012/wordml" xmlns:w16cid="http://schemas.microsoft.com/office/word/2016/wordml/cid" xmlns:w16se="http://schemas.microsoft.com/office/word/2015/wordml/symex" xmlns:wpg="http://schemas.microsoft.com/office/word/2010/wordprocessingGroup" xmlns:wpi="http://schemas.microsoft.com/office/word/2010/wordprocessingInk" xmlns:wne="http://schemas.microsoft.com/office/word/2006/wordml" xmlns:wps="http://schemas.microsoft.com/office/word/2010/wordprocessingShape" mc:Ignorable="w14 w15 w16se w16cid wp14">
   <w:body>
-    <w:p>
-      <w:pPr>
-        <w:spacing w:before="160" w:after="40"/>
-        <w:jc w:val="both"/>
-        <w:rPr>
-          <w:rFonts w:ascii="Noto Sans" w:hAnsi="Noto Sans" w:cs="Noto Sans"/>
-          <w:color w:val="4C545B"/>
-          <w:sz w:val="2"/>
-          <w:szCs w:val="2"/>
-          <w:lang w:val="es-ES"/>
-        </w:rPr>
-      </w:pPr>
-    </w:p>
     <w:tbl>
       <w:tblPr>
-        <w:tblStyle w:val="Tablaconcuadrcula"/>
-        <w:tblW w:w="0" w:type="auto"/>
-        <w:shd w:val="clear" w:color="auto" w:fill="10312B"/>
-        <w:tblLook w:val="04A0" w:firstRow="1" w:lastRow="0" w:firstColumn="1" w:lastColumn="0" w:noHBand="0" w:noVBand="1"/>
+        <w:tblW w:type="auto" w:w="0"/>
+        <w:tblLayout w:type="fixed"/>
+        <w:tblLook w:firstColumn="1" w:firstRow="1" w:lastColumn="0" w:lastRow="0" w:noHBand="0" w:noVBand="1" w:val="04A0"/>
       </w:tblPr>
       <w:tblGrid>
-        <w:gridCol w:w="5524"/>
+        <w:gridCol w:w="4392"/>
+        <w:gridCol w:w="4392"/>
       </w:tblGrid>
       <w:tr>
+        <w:trPr>
+          <w:cantSplit/>
+        </w:trPr>
         <w:tc>
           <w:tcPr>
-            <w:tcW w:w="5524" w:type="dxa"/>
-            <w:shd w:val="clear" w:color="auto" w:fill="10312B"/>
+            <w:tcW w:type="dxa" w:w="4392"/>
+            <w:shd w:fill="10312B"/>
           </w:tcPr>
           <w:p>
             <w:pPr>
-              <w:rPr>
-                <w:rFonts w:ascii="Noto Sans" w:hAnsi="Noto Sans" w:cs="Noto Sans"/>
-                <w:b/>
-                <w:bCs/>
-                <w:color w:val="FFFFFF" w:themeColor="background1"/>
-                <w:sz w:val="20"/>
-                <w:lang w:val="es-ES"/>
-              </w:rPr>
+              <w:spacing w:before="0" w:after="0" w:line="240" w:lineRule="auto"/>
             </w:pPr>
             <w:r>
               <w:rPr>
-                <w:rFonts w:ascii="Noto Sans" w:hAnsi="Noto Sans" w:cs="Noto Sans"/>
+                <w:rFonts w:ascii="Noto Sans" w:hAnsi="Noto Sans"/>
                 <w:b/>
-                <w:bCs/>
-                <w:color w:val="FFFFFF" w:themeColor="background1"/>
+                <w:color w:val="FFFFFF"/>
                 <w:sz w:val="20"/>
-                <w:lang w:val="es-ES"/>
               </w:rPr>
-              <w:t xml:space="preserve">Boletín de Indicador del </w:t>
+              <w:t>EMOE · Septiembre de 2026</w:t>
             </w:r>
+          </w:p>
+        </w:tc>
+        <w:tc>
+          <w:tcPr>
+            <w:tcW w:type="dxa" w:w="4392"/>
+            <w:shd w:fill="10312B"/>
+          </w:tcPr>
+          <w:p>
+            <w:pPr>
+              <w:spacing w:before="0" w:after="0" w:line="240" w:lineRule="auto"/>
+            </w:pPr>
             <w:r>
               <w:rPr>
-                <w:rFonts w:ascii="Noto Sans" w:hAnsi="Noto Sans" w:cs="Noto Sans"/>
+                <w:rFonts w:ascii="Noto Sans" w:hAnsi="Noto Sans"/>
                 <w:b/>
-                <w:bCs/>
-                <w:color w:val="FFFFFF" w:themeColor="background1"/>
+                <w:color w:val="FFFFFF"/>
                 <w:sz w:val="20"/>
-                <w:lang w:val="es-ES"/>
               </w:rPr>
-              <w:t>3</w:t>
+              <w:t>Publicación 2026-10-01</w:t>
             </w:r>
+          </w:p>
+        </w:tc>
+      </w:tr>
+      <w:tr>
+        <w:trPr>
+          <w:cantSplit/>
+        </w:trPr>
+        <w:tc>
+          <w:tcPr>
+            <w:tcW w:type="dxa" w:w="4392"/>
+            <w:shd w:fill="10312B"/>
+          </w:tcPr>
+          <w:p>
+            <w:pPr>
+              <w:spacing w:before="0" w:after="0" w:line="240" w:lineRule="auto"/>
+            </w:pPr>
             <w:r>
               <w:rPr>
-                <w:rFonts w:ascii="Noto Sans" w:hAnsi="Noto Sans" w:cs="Noto Sans"/>
+                <w:rFonts w:ascii="Noto Sans" w:hAnsi="Noto Sans"/>
                 <w:b/>
-                <w:bCs/>
-                <w:color w:val="FFFFFF" w:themeColor="background1"/>
+                <w:color w:val="FFFFFF"/>
                 <w:sz w:val="20"/>
-                <w:lang w:val="es-ES"/>
               </w:rPr>
-              <w:t xml:space="preserve"> de </w:t>
+              <w:t>IGOEC 48.4 puntos</w:t>
             </w:r>
+          </w:p>
+        </w:tc>
+        <w:tc>
+          <w:tcPr>
+            <w:tcW w:type="dxa" w:w="4392"/>
+            <w:shd w:fill="10312B"/>
+          </w:tcPr>
+          <w:p>
+            <w:pPr>
+              <w:spacing w:before="0" w:after="0" w:line="240" w:lineRule="auto"/>
+            </w:pPr>
             <w:r>
               <w:rPr>
-                <w:rFonts w:ascii="Noto Sans" w:hAnsi="Noto Sans" w:cs="Noto Sans"/>
+                <w:rFonts w:ascii="Noto Sans" w:hAnsi="Noto Sans"/>
                 <w:b/>
-                <w:bCs/>
-                <w:color w:val="FFFFFF" w:themeColor="background1"/>
+                <w:color w:val="FFFFFF"/>
                 <w:sz w:val="20"/>
-                <w:lang w:val="es-ES"/>
               </w:rPr>
-              <w:t>agosto</w:t>
-            </w:r>
-            <w:r>
-              <w:rPr>
-                <w:rFonts w:ascii="Noto Sans" w:hAnsi="Noto Sans" w:cs="Noto Sans"/>
-                <w:b/>
-                <w:bCs/>
-                <w:color w:val="FFFFFF" w:themeColor="background1"/>
-                <w:sz w:val="20"/>
-                <w:lang w:val="es-ES"/>
-              </w:rPr>
-              <w:t xml:space="preserve"> de 2026 | INEGI</w:t>
+              <w:t>Anual -1.0 puntos</w:t>
             </w:r>
           </w:p>
         </w:tc>
@@ -103,671 +105,571 @@
     </w:tbl>
     <w:p>
       <w:pPr>
-        <w:spacing w:after="40"/>
+        <w:keepNext w:val="0"/>
+        <w:spacing w:before="0" w:after="0" w:line="240" w:lineRule="auto"/>
         <w:jc w:val="both"/>
+      </w:pPr>
+      <w:r>
         <w:rPr>
-          <w:rFonts w:ascii="Noto Sans" w:hAnsi="Noto Sans" w:cs="Noto Sans"/>
+          <w:rFonts w:ascii="Noto Sans" w:hAnsi="Noto Sans"/>
+          <w:b/>
+          <w:color w:val="10312B"/>
+          <w:sz w:val="22"/>
+        </w:rPr>
+        <w:t>Confianza empresarial</w:t>
+      </w:r>
+    </w:p>
+    <w:p>
+      <w:pPr>
+        <w:keepNext w:val="0"/>
+        <w:spacing w:before="0" w:after="0" w:line="240" w:lineRule="auto"/>
+        <w:jc w:val="both"/>
+      </w:pPr>
+      <w:r>
+        <w:rPr>
+          <w:rFonts w:ascii="Noto Sans" w:hAnsi="Noto Sans"/>
+          <w:b w:val="0"/>
           <w:color w:val="000000"/>
-          <w:sz w:val="8"/>
-          <w:szCs w:val="8"/>
+          <w:sz w:val="13"/>
         </w:rPr>
-      </w:pPr>
+      </w:r>
+    </w:p>
+    <w:p>
+      <w:pPr>
+        <w:keepNext/>
+        <w:spacing w:before="0" w:after="0" w:line="240" w:lineRule="auto"/>
+        <w:jc w:val="both"/>
+      </w:pPr>
+      <w:r>
+        <w:rPr>
+          <w:rFonts w:ascii="Noto Sans" w:hAnsi="Noto Sans"/>
+          <w:b/>
+          <w:color w:val="235B4C"/>
+          <w:sz w:val="22"/>
+        </w:rPr>
+        <w:t>Resumen ejecutivo</w:t>
+      </w:r>
+    </w:p>
+    <w:p>
+      <w:pPr>
+        <w:keepNext w:val="0"/>
+        <w:spacing w:before="0" w:after="0" w:line="240" w:lineRule="auto"/>
+        <w:jc w:val="both"/>
+      </w:pPr>
+      <w:r>
+        <w:rPr>
+          <w:rFonts w:ascii="Noto Sans" w:hAnsi="Noto Sans"/>
+          <w:b w:val="0"/>
+          <w:color w:val="000000"/>
+          <w:sz w:val="22"/>
+        </w:rPr>
+        <w:t>En septiembre de 2026, el IGOEC registró 48.4 puntos, con una diferencia mensual de 0.1 puntos y anual de -1.0 puntos, en cifras desestacionalizadas.</w:t>
+      </w:r>
+    </w:p>
+    <w:p>
+      <w:pPr>
+        <w:keepNext w:val="0"/>
+        <w:spacing w:before="0" w:after="0" w:line="240" w:lineRule="auto"/>
+        <w:jc w:val="both"/>
+        <w:numPr>
+          <w:ilvl w:val="0"/>
+          <w:numId w:val="36"/>
+        </w:numPr>
+      </w:pPr>
+      <w:r>
+        <w:rPr>
+          <w:rFonts w:ascii="Noto Sans" w:hAnsi="Noto Sans"/>
+          <w:b w:val="0"/>
+          <w:color w:val="000000"/>
+          <w:sz w:val="22"/>
+        </w:rPr>
+        <w:t>Sectores con aumento mensual: construcción, comercio. Sectores con disminución: servicios no financieros.</w:t>
+      </w:r>
+    </w:p>
+    <w:p>
+      <w:pPr>
+        <w:keepNext w:val="0"/>
+        <w:spacing w:before="0" w:after="0" w:line="240" w:lineRule="auto"/>
+        <w:jc w:val="both"/>
+        <w:numPr>
+          <w:ilvl w:val="0"/>
+          <w:numId w:val="36"/>
+        </w:numPr>
+      </w:pPr>
+      <w:r>
+        <w:rPr>
+          <w:rFonts w:ascii="Noto Sans" w:hAnsi="Noto Sans"/>
+          <w:b w:val="0"/>
+          <w:color w:val="000000"/>
+          <w:sz w:val="22"/>
+        </w:rPr>
+        <w:t>4 de cuatro indicadores sectoriales se ubicaron por debajo del umbral de 50 puntos. Las opiniones describen percepciones empresariales, no producción observada.</w:t>
+      </w:r>
+    </w:p>
+    <w:p>
+      <w:pPr>
+        <w:keepNext w:val="0"/>
+        <w:spacing w:before="0" w:after="0" w:line="240" w:lineRule="auto"/>
+        <w:jc w:val="both"/>
+      </w:pPr>
+      <w:r>
+        <w:rPr>
+          <w:rFonts w:ascii="Noto Sans" w:hAnsi="Noto Sans"/>
+          <w:b w:val="0"/>
+          <w:color w:val="000000"/>
+          <w:sz w:val="13"/>
+        </w:rPr>
+      </w:r>
+    </w:p>
+    <w:p>
+      <w:pPr>
+        <w:keepNext/>
+        <w:spacing w:before="0" w:after="0" w:line="240" w:lineRule="auto"/>
+        <w:jc w:val="both"/>
+      </w:pPr>
+      <w:r>
+        <w:rPr>
+          <w:rFonts w:ascii="Noto Sans" w:hAnsi="Noto Sans"/>
+          <w:b/>
+          <w:color w:val="235B4C"/>
+          <w:sz w:val="22"/>
+        </w:rPr>
+        <w:t>Confianza por sector</w:t>
+      </w:r>
     </w:p>
     <w:tbl>
       <w:tblPr>
-        <w:tblW w:w="8828" w:type="dxa"/>
-        <w:shd w:val="clear" w:color="auto" w:fill="235B4C"/>
+        <w:tblW w:type="auto" w:w="0"/>
         <w:tblLayout w:type="fixed"/>
-        <w:tblLook w:val="04A0" w:firstRow="1" w:lastRow="0" w:firstColumn="1" w:lastColumn="0" w:noHBand="0" w:noVBand="1"/>
+        <w:tblLook w:firstColumn="1" w:firstRow="1" w:lastColumn="0" w:lastRow="0" w:noHBand="0" w:noVBand="1" w:val="04A0"/>
       </w:tblPr>
       <w:tblGrid>
-        <w:gridCol w:w="2942"/>
-        <w:gridCol w:w="2943"/>
-        <w:gridCol w:w="2943"/>
+        <w:gridCol w:w="3816"/>
+        <w:gridCol w:w="1656"/>
+        <w:gridCol w:w="1656"/>
+        <w:gridCol w:w="1656"/>
       </w:tblGrid>
       <w:tr>
+        <w:trPr>
+          <w:cantSplit/>
+        </w:trPr>
         <w:tc>
           <w:tcPr>
-            <w:tcW w:w="8828" w:type="dxa"/>
-            <w:gridSpan w:val="3"/>
-            <w:tcBorders>
-              <w:top w:val="nil"/>
-              <w:left w:val="nil"/>
-              <w:bottom w:val="nil"/>
-              <w:right w:val="nil"/>
-            </w:tcBorders>
-            <w:shd w:val="clear" w:color="auto" w:fill="235B4C"/>
+            <w:tcW w:type="dxa" w:w="3816"/>
+            <w:shd w:fill="10312B"/>
           </w:tcPr>
           <w:p>
             <w:pPr>
-              <w:jc w:val="center"/>
+              <w:spacing w:before="0" w:after="0" w:line="240" w:lineRule="auto"/>
             </w:pPr>
             <w:r>
               <w:rPr>
-                <w:rFonts w:ascii="Noto Sans" w:hAnsi="Noto Sans" w:cs="Noto Sans"/>
+                <w:rFonts w:ascii="Noto Sans" w:hAnsi="Noto Sans"/>
+                <w:b/>
                 <w:color w:val="FFFFFF"/>
                 <w:sz w:val="20"/>
               </w:rPr>
-              <w:t>Encuesta Mensual de Opinión Empresarial</w:t>
+              <w:t>Sector y serie</w:t>
             </w:r>
           </w:p>
+        </w:tc>
+        <w:tc>
+          <w:tcPr>
+            <w:tcW w:type="dxa" w:w="1656"/>
+            <w:shd w:fill="10312B"/>
+          </w:tcPr>
           <w:p>
             <w:pPr>
-              <w:jc w:val="center"/>
+              <w:spacing w:before="0" w:after="0" w:line="240" w:lineRule="auto"/>
             </w:pPr>
             <w:r>
               <w:rPr>
-                <w:rFonts w:ascii="Noto Sans" w:hAnsi="Noto Sans" w:cs="Noto Sans"/>
+                <w:rFonts w:ascii="Noto Sans" w:hAnsi="Noto Sans"/>
                 <w:b/>
                 <w:color w:val="FFFFFF"/>
-                <w:sz w:val="40"/>
+                <w:sz w:val="20"/>
               </w:rPr>
-              <w:t>EMOE · Julio 2026</w:t>
+              <w:t>Nivel (pts)</w:t>
+            </w:r>
+          </w:p>
+        </w:tc>
+        <w:tc>
+          <w:tcPr>
+            <w:tcW w:type="dxa" w:w="1656"/>
+            <w:shd w:fill="10312B"/>
+          </w:tcPr>
+          <w:p>
+            <w:pPr>
+              <w:spacing w:before="0" w:after="0" w:line="240" w:lineRule="auto"/>
+            </w:pPr>
+            <w:r>
+              <w:rPr>
+                <w:rFonts w:ascii="Noto Sans" w:hAnsi="Noto Sans"/>
+                <w:b/>
+                <w:color w:val="FFFFFF"/>
+                <w:sz w:val="20"/>
+              </w:rPr>
+              <w:t>Mensual (pts)</w:t>
+            </w:r>
+          </w:p>
+        </w:tc>
+        <w:tc>
+          <w:tcPr>
+            <w:tcW w:type="dxa" w:w="1656"/>
+            <w:shd w:fill="10312B"/>
+          </w:tcPr>
+          <w:p>
+            <w:pPr>
+              <w:spacing w:before="0" w:after="0" w:line="240" w:lineRule="auto"/>
+            </w:pPr>
+            <w:r>
+              <w:rPr>
+                <w:rFonts w:ascii="Noto Sans" w:hAnsi="Noto Sans"/>
+                <w:b/>
+                <w:color w:val="FFFFFF"/>
+                <w:sz w:val="20"/>
+              </w:rPr>
+              <w:t>Anual (pts)</w:t>
             </w:r>
           </w:p>
         </w:tc>
       </w:tr>
       <w:tr>
         <w:trPr>
-          <w:trHeight w:val="1331"/>
+          <w:cantSplit/>
         </w:trPr>
         <w:tc>
           <w:tcPr>
-            <w:tcW w:w="2942" w:type="dxa"/>
-            <w:tcBorders>
-              <w:top w:val="nil"/>
-              <w:left w:val="nil"/>
-              <w:bottom w:val="single" w:sz="4" w:space="0" w:color="auto"/>
-              <w:right w:val="nil"/>
-            </w:tcBorders>
-            <w:shd w:val="clear" w:color="auto" w:fill="F4F4F2"/>
+            <w:tcW w:type="dxa" w:w="3816"/>
+            <w:shd w:fill="F4F4F2"/>
           </w:tcPr>
           <w:p>
             <w:pPr>
-              <w:spacing w:before="60"/>
-              <w:jc w:val="center"/>
-              <w:rPr>
-                <w:sz w:val="21"/>
-              </w:rPr>
+              <w:spacing w:before="0" w:after="0" w:line="240" w:lineRule="auto"/>
             </w:pPr>
             <w:r>
               <w:rPr>
-                <w:rFonts w:ascii="Noto Sans" w:hAnsi="Noto Sans" w:cs="Noto Sans"/>
-                <w:b/>
-                <w:color w:val="8C8C8C"/>
-                <w:sz w:val="15"/>
+                <w:rFonts w:ascii="Noto Sans" w:hAnsi="Noto Sans"/>
+                <w:b w:val="0"/>
+                <w:color w:val="000000"/>
+                <w:sz w:val="20"/>
               </w:rPr>
-              <w:t>TENDENCIA EMPRESARIAL GLOBAL</w:t>
-            </w:r>
-          </w:p>
-          <w:p>
-            <w:pPr>
-              <w:jc w:val="center"/>
-            </w:pPr>
-            <w:r>
-              <w:rPr>
-                <w:rFonts w:ascii="Noto Sans" w:hAnsi="Noto Sans" w:cs="Noto Sans"/>
-                <w:b/>
-                <w:color w:val="006341"/>
-                <w:sz w:val="72"/>
-              </w:rPr>
-              <w:t>51.2</w:t>
+              <w:t>Manufacturas (D)</w:t>
             </w:r>
           </w:p>
         </w:tc>
         <w:tc>
           <w:tcPr>
-            <w:tcW w:w="2943" w:type="dxa"/>
-            <w:tcBorders>
-              <w:top w:val="nil"/>
-              <w:left w:val="nil"/>
-              <w:bottom w:val="single" w:sz="4" w:space="0" w:color="auto"/>
-              <w:right w:val="nil"/>
-            </w:tcBorders>
-            <w:shd w:val="clear" w:color="auto" w:fill="F4F4F3"/>
+            <w:tcW w:type="dxa" w:w="1656"/>
+            <w:shd w:fill="F4F4F2"/>
           </w:tcPr>
           <w:p>
             <w:pPr>
-              <w:spacing w:before="60"/>
-              <w:jc w:val="center"/>
-              <w:rPr>
-                <w:rFonts w:ascii="Noto Sans" w:hAnsi="Noto Sans" w:cs="Noto Sans"/>
-                <w:b/>
-                <w:color w:val="8C8C8C"/>
-                <w:sz w:val="15"/>
-              </w:rPr>
+              <w:spacing w:before="0" w:after="0" w:line="240" w:lineRule="auto"/>
             </w:pPr>
             <w:r>
               <w:rPr>
-                <w:rFonts w:ascii="Noto Sans" w:hAnsi="Noto Sans" w:cs="Noto Sans"/>
-                <w:b/>
-                <w:color w:val="8C8C8C"/>
-                <w:sz w:val="15"/>
+                <w:rFonts w:ascii="Noto Sans" w:hAnsi="Noto Sans"/>
+                <w:b w:val="0"/>
+                <w:color w:val="000000"/>
+                <w:sz w:val="20"/>
               </w:rPr>
-              <w:t>CONFIANZA EMPRESARIAL GLOBAL</w:t>
-            </w:r>
-          </w:p>
-          <w:p>
-            <w:pPr>
-              <w:jc w:val="center"/>
-              <w:rPr>
-                <w:rFonts w:ascii="Noto Sans" w:hAnsi="Noto Sans" w:cs="Noto Sans"/>
-                <w:b/>
-                <w:color w:val="10312B"/>
-                <w:sz w:val="72"/>
-              </w:rPr>
-            </w:pPr>
-            <w:r>
-              <w:rPr>
-                <w:rFonts w:ascii="Noto Sans" w:hAnsi="Noto Sans" w:cs="Noto Sans"/>
-                <w:b/>
-                <w:color w:val="006341"/>
-                <w:sz w:val="72"/>
-              </w:rPr>
-              <w:t>48.2</w:t>
+              <w:t>48.0</w:t>
             </w:r>
           </w:p>
         </w:tc>
         <w:tc>
           <w:tcPr>
-            <w:tcW w:w="2943" w:type="dxa"/>
-            <w:tcBorders>
-              <w:top w:val="nil"/>
-              <w:left w:val="nil"/>
-              <w:bottom w:val="single" w:sz="4" w:space="0" w:color="auto"/>
-              <w:right w:val="nil"/>
-            </w:tcBorders>
-            <w:shd w:val="clear" w:color="auto" w:fill="F4F4F2"/>
+            <w:tcW w:type="dxa" w:w="1656"/>
+            <w:shd w:fill="F4F4F2"/>
           </w:tcPr>
           <w:p>
             <w:pPr>
-              <w:spacing w:before="60"/>
-              <w:jc w:val="center"/>
-              <w:rPr>
-                <w:sz w:val="21"/>
-              </w:rPr>
+              <w:spacing w:before="0" w:after="0" w:line="240" w:lineRule="auto"/>
             </w:pPr>
             <w:r>
               <w:rPr>
-                <w:rFonts w:ascii="Noto Sans" w:hAnsi="Noto Sans" w:cs="Noto Sans"/>
-                <w:b/>
-                <w:color w:val="8C8C8C"/>
-                <w:sz w:val="15"/>
+                <w:rFonts w:ascii="Noto Sans" w:hAnsi="Noto Sans"/>
+                <w:b w:val="0"/>
+                <w:color w:val="000000"/>
+                <w:sz w:val="20"/>
               </w:rPr>
-              <w:t>PEDIDOS MANUFACTUREROS</w:t>
-            </w:r>
-          </w:p>
-          <w:p>
-            <w:pPr>
-              <w:spacing w:before="60"/>
-              <w:jc w:val="center"/>
-            </w:pPr>
-            <w:r>
-              <w:rPr>
-                <w:rFonts w:ascii="Noto Sans" w:hAnsi="Noto Sans" w:cs="Noto Sans"/>
-                <w:b/>
-                <w:color w:val="006341"/>
-                <w:sz w:val="72"/>
-              </w:rPr>
-              <w:t>50.0</w:t>
-            </w:r>
-          </w:p>
-        </w:tc>
-      </w:tr>
-    </w:tbl>
-    <w:tbl>
-      <w:tblPr>
-        <w:tblStyle w:val="Tablaconcuadrcula"/>
-        <w:tblW w:w="0" w:type="auto"/>
-        <w:tblBorders>
-          <w:top w:val="none" w:sz="0" w:space="0" w:color="auto"/>
-          <w:left w:val="none" w:sz="0" w:space="0" w:color="auto"/>
-          <w:bottom w:val="none" w:sz="0" w:space="0" w:color="auto"/>
-          <w:right w:val="none" w:sz="0" w:space="0" w:color="auto"/>
-          <w:insideH w:val="none" w:sz="0" w:space="0" w:color="auto"/>
-          <w:insideV w:val="none" w:sz="0" w:space="0" w:color="auto"/>
-        </w:tblBorders>
-        <w:shd w:val="clear" w:color="auto" w:fill="F4F4F2"/>
-        <w:tblLook w:val="04A0" w:firstRow="1" w:lastRow="0" w:firstColumn="1" w:lastColumn="0" w:noHBand="0" w:noVBand="1"/>
-      </w:tblPr>
-      <w:tblGrid>
-        <w:gridCol w:w="1471"/>
-        <w:gridCol w:w="1471"/>
-        <w:gridCol w:w="1471"/>
-        <w:gridCol w:w="1472"/>
-        <w:gridCol w:w="1471"/>
-        <w:gridCol w:w="1472"/>
-      </w:tblGrid>
-      <w:tr>
-        <w:tc>
-          <w:tcPr>
-            <w:tcW w:w="1471" w:type="dxa"/>
-            <w:tcBorders>
-              <w:top w:val="single" w:sz="4" w:space="0" w:color="auto"/>
-              <w:bottom w:val="single" w:sz="4" w:space="0" w:color="auto"/>
-              <w:right w:val="single" w:sz="4" w:space="0" w:color="auto"/>
-            </w:tcBorders>
-            <w:shd w:val="clear" w:color="auto" w:fill="F4F4F2"/>
-          </w:tcPr>
-          <w:p>
-            <w:pPr>
-              <w:jc w:val="center"/>
-              <w:rPr>
-                <w:rFonts w:ascii="Noto Sans" w:hAnsi="Noto Sans" w:cs="Noto Sans"/>
-                <w:b/>
-                <w:sz w:val="22"/>
-                <w:szCs w:val="22"/>
-              </w:rPr>
-            </w:pPr>
-            <w:r>
-              <w:rPr>
-                <w:rFonts w:ascii="Noto Sans" w:hAnsi="Noto Sans" w:cs="Noto Sans"/>
-                <w:b/>
-                <w:sz w:val="22"/>
-                <w:szCs w:val="22"/>
-              </w:rPr>
-              <w:t>Mensual</w:t>
+              <w:t>0.0</w:t>
             </w:r>
           </w:p>
         </w:tc>
         <w:tc>
           <w:tcPr>
-            <w:tcW w:w="1471" w:type="dxa"/>
-            <w:tcBorders>
-              <w:top w:val="single" w:sz="4" w:space="0" w:color="auto"/>
-              <w:left w:val="single" w:sz="4" w:space="0" w:color="auto"/>
-              <w:bottom w:val="single" w:sz="4" w:space="0" w:color="auto"/>
-              <w:right w:val="single" w:sz="4" w:space="0" w:color="auto"/>
-            </w:tcBorders>
-            <w:shd w:val="clear" w:color="auto" w:fill="F4F4F2"/>
+            <w:tcW w:type="dxa" w:w="1656"/>
+            <w:shd w:fill="F4F4F2"/>
           </w:tcPr>
           <w:p>
             <w:pPr>
-              <w:jc w:val="center"/>
-              <w:rPr>
-                <w:rFonts w:ascii="Noto Sans" w:hAnsi="Noto Sans" w:cs="Noto Sans"/>
-                <w:b/>
-                <w:sz w:val="22"/>
-                <w:szCs w:val="22"/>
-              </w:rPr>
+              <w:spacing w:before="0" w:after="0" w:line="240" w:lineRule="auto"/>
             </w:pPr>
             <w:r>
               <w:rPr>
-                <w:rFonts w:ascii="Noto Sans" w:hAnsi="Noto Sans" w:cs="Noto Sans"/>
-                <w:b/>
-                <w:sz w:val="22"/>
-                <w:szCs w:val="22"/>
+                <w:rFonts w:ascii="Noto Sans" w:hAnsi="Noto Sans"/>
+                <w:b w:val="0"/>
+                <w:color w:val="000000"/>
+                <w:sz w:val="20"/>
               </w:rPr>
-              <w:t>Anual</w:t>
-            </w:r>
-          </w:p>
-        </w:tc>
-        <w:tc>
-          <w:tcPr>
-            <w:tcW w:w="1471" w:type="dxa"/>
-            <w:tcBorders>
-              <w:top w:val="single" w:sz="4" w:space="0" w:color="auto"/>
-              <w:left w:val="single" w:sz="4" w:space="0" w:color="auto"/>
-              <w:bottom w:val="single" w:sz="4" w:space="0" w:color="auto"/>
-              <w:right w:val="single" w:sz="4" w:space="0" w:color="auto"/>
-            </w:tcBorders>
-            <w:shd w:val="clear" w:color="auto" w:fill="F4F4F2"/>
-          </w:tcPr>
-          <w:p>
-            <w:pPr>
-              <w:jc w:val="center"/>
-              <w:rPr>
-                <w:rFonts w:ascii="Noto Sans" w:hAnsi="Noto Sans" w:cs="Noto Sans"/>
-                <w:b/>
-                <w:sz w:val="22"/>
-                <w:szCs w:val="22"/>
-              </w:rPr>
-            </w:pPr>
-            <w:r>
-              <w:rPr>
-                <w:rFonts w:ascii="Noto Sans" w:hAnsi="Noto Sans" w:cs="Noto Sans"/>
-                <w:b/>
-                <w:sz w:val="22"/>
-                <w:szCs w:val="22"/>
-              </w:rPr>
-              <w:t>Mensual</w:t>
-            </w:r>
-          </w:p>
-        </w:tc>
-        <w:tc>
-          <w:tcPr>
-            <w:tcW w:w="1472" w:type="dxa"/>
-            <w:tcBorders>
-              <w:top w:val="single" w:sz="4" w:space="0" w:color="auto"/>
-              <w:left w:val="single" w:sz="4" w:space="0" w:color="auto"/>
-              <w:bottom w:val="single" w:sz="4" w:space="0" w:color="auto"/>
-              <w:right w:val="single" w:sz="4" w:space="0" w:color="auto"/>
-            </w:tcBorders>
-            <w:shd w:val="clear" w:color="auto" w:fill="F4F4F2"/>
-          </w:tcPr>
-          <w:p>
-            <w:pPr>
-              <w:jc w:val="center"/>
-              <w:rPr>
-                <w:rFonts w:ascii="Noto Sans" w:hAnsi="Noto Sans" w:cs="Noto Sans"/>
-                <w:b/>
-                <w:sz w:val="22"/>
-                <w:szCs w:val="22"/>
-              </w:rPr>
-            </w:pPr>
-            <w:r>
-              <w:rPr>
-                <w:rFonts w:ascii="Noto Sans" w:hAnsi="Noto Sans" w:cs="Noto Sans"/>
-                <w:b/>
-                <w:sz w:val="22"/>
-                <w:szCs w:val="22"/>
-              </w:rPr>
-              <w:t>Anual</w:t>
-            </w:r>
-          </w:p>
-        </w:tc>
-        <w:tc>
-          <w:tcPr>
-            <w:tcW w:w="1471" w:type="dxa"/>
-            <w:tcBorders>
-              <w:top w:val="single" w:sz="4" w:space="0" w:color="auto"/>
-              <w:left w:val="single" w:sz="4" w:space="0" w:color="auto"/>
-              <w:bottom w:val="single" w:sz="4" w:space="0" w:color="auto"/>
-              <w:right w:val="single" w:sz="4" w:space="0" w:color="auto"/>
-            </w:tcBorders>
-            <w:shd w:val="clear" w:color="auto" w:fill="F4F4F2"/>
-          </w:tcPr>
-          <w:p>
-            <w:pPr>
-              <w:jc w:val="center"/>
-              <w:rPr>
-                <w:rFonts w:ascii="Noto Sans" w:hAnsi="Noto Sans" w:cs="Noto Sans"/>
-                <w:b/>
-                <w:sz w:val="22"/>
-                <w:szCs w:val="22"/>
-              </w:rPr>
-            </w:pPr>
-            <w:r>
-              <w:rPr>
-                <w:rFonts w:ascii="Noto Sans" w:hAnsi="Noto Sans" w:cs="Noto Sans"/>
-                <w:b/>
-                <w:sz w:val="22"/>
-                <w:szCs w:val="22"/>
-              </w:rPr>
-              <w:t>Mensual</w:t>
-            </w:r>
-          </w:p>
-        </w:tc>
-        <w:tc>
-          <w:tcPr>
-            <w:tcW w:w="1472" w:type="dxa"/>
-            <w:tcBorders>
-              <w:top w:val="single" w:sz="4" w:space="0" w:color="auto"/>
-              <w:left w:val="single" w:sz="4" w:space="0" w:color="auto"/>
-              <w:bottom w:val="single" w:sz="4" w:space="0" w:color="auto"/>
-            </w:tcBorders>
-            <w:shd w:val="clear" w:color="auto" w:fill="F4F4F2"/>
-          </w:tcPr>
-          <w:p>
-            <w:pPr>
-              <w:jc w:val="center"/>
-              <w:rPr>
-                <w:rFonts w:ascii="Noto Sans" w:hAnsi="Noto Sans" w:cs="Noto Sans"/>
-                <w:b/>
-                <w:sz w:val="22"/>
-                <w:szCs w:val="22"/>
-              </w:rPr>
-            </w:pPr>
-            <w:r>
-              <w:rPr>
-                <w:rFonts w:ascii="Noto Sans" w:hAnsi="Noto Sans" w:cs="Noto Sans"/>
-                <w:b/>
-                <w:sz w:val="22"/>
-                <w:szCs w:val="22"/>
-              </w:rPr>
-              <w:t>Anual</w:t>
+              <w:t>-1.3</w:t>
             </w:r>
           </w:p>
         </w:tc>
       </w:tr>
       <w:tr>
         <w:trPr>
-          <w:trHeight w:val="170"/>
+          <w:cantSplit/>
         </w:trPr>
         <w:tc>
           <w:tcPr>
-            <w:tcW w:w="1471" w:type="dxa"/>
-            <w:tcBorders>
-              <w:top w:val="single" w:sz="4" w:space="0" w:color="auto"/>
-              <w:right w:val="single" w:sz="4" w:space="0" w:color="auto"/>
-            </w:tcBorders>
-            <w:shd w:val="clear" w:color="auto" w:fill="F4F4F2"/>
+            <w:tcW w:type="dxa" w:w="3816"/>
+            <w:shd w:fill="FFFFFF"/>
           </w:tcPr>
           <w:p>
             <w:pPr>
-              <w:jc w:val="center"/>
-              <w:rPr>
-                <w:rFonts w:ascii="Noto Sans" w:hAnsi="Noto Sans" w:cs="Noto Sans"/>
-                <w:color w:val="1E6E5C"/>
-                <w:sz w:val="22"/>
-                <w:szCs w:val="22"/>
-              </w:rPr>
+              <w:spacing w:before="0" w:after="0" w:line="240" w:lineRule="auto"/>
             </w:pPr>
             <w:r>
               <w:rPr>
-                <w:rFonts w:ascii="Arial" w:hAnsi="Arial" w:cs="Arial"/>
-                <w:b/>
-                <w:color w:val="1E6E5C"/>
+                <w:rFonts w:ascii="Noto Sans" w:hAnsi="Noto Sans"/>
+                <w:b w:val="0"/>
+                <w:color w:val="000000"/>
                 <w:sz w:val="20"/>
               </w:rPr>
-              <w:t>▲</w:t>
-            </w:r>
-            <w:r>
-              <w:rPr>
-                <w:rFonts w:ascii="Noto Sans" w:hAnsi="Noto Sans" w:cs="Noto Sans"/>
-                <w:b/>
-                <w:color w:val="1E6E5C"/>
-                <w:sz w:val="20"/>
-              </w:rPr>
-              <w:t xml:space="preserve"> +0.3 %</w:t>
+              <w:t>Construcción (O)</w:t>
             </w:r>
           </w:p>
         </w:tc>
         <w:tc>
           <w:tcPr>
-            <w:tcW w:w="1471" w:type="dxa"/>
-            <w:tcBorders>
-              <w:top w:val="single" w:sz="4" w:space="0" w:color="auto"/>
-              <w:left w:val="single" w:sz="4" w:space="0" w:color="auto"/>
-              <w:right w:val="single" w:sz="4" w:space="0" w:color="auto"/>
-            </w:tcBorders>
-            <w:shd w:val="clear" w:color="auto" w:fill="F4F4F2"/>
+            <w:tcW w:type="dxa" w:w="1656"/>
+            <w:shd w:fill="FFFFFF"/>
           </w:tcPr>
           <w:p>
             <w:pPr>
-              <w:jc w:val="center"/>
-              <w:rPr>
-                <w:rFonts w:ascii="Noto Sans" w:hAnsi="Noto Sans" w:cs="Noto Sans"/>
-                <w:color w:val="1E6E5C"/>
-                <w:sz w:val="22"/>
-                <w:szCs w:val="22"/>
-              </w:rPr>
+              <w:spacing w:before="0" w:after="0" w:line="240" w:lineRule="auto"/>
             </w:pPr>
             <w:r>
               <w:rPr>
-                <w:rFonts w:ascii="Arial" w:hAnsi="Arial" w:cs="Arial"/>
-                <w:b/>
-                <w:color w:val="1E6E5C"/>
+                <w:rFonts w:ascii="Noto Sans" w:hAnsi="Noto Sans"/>
+                <w:b w:val="0"/>
+                <w:color w:val="000000"/>
                 <w:sz w:val="20"/>
               </w:rPr>
-              <w:t>▲</w:t>
-            </w:r>
-            <w:r>
-              <w:rPr>
-                <w:rFonts w:ascii="Noto Sans" w:hAnsi="Noto Sans" w:cs="Noto Sans"/>
-                <w:b/>
-                <w:color w:val="1E6E5C"/>
-                <w:sz w:val="20"/>
-              </w:rPr>
-              <w:t xml:space="preserve"> +0.5 %</w:t>
+              <w:t>47.8</w:t>
             </w:r>
           </w:p>
         </w:tc>
         <w:tc>
           <w:tcPr>
-            <w:tcW w:w="1471" w:type="dxa"/>
-            <w:tcBorders>
-              <w:top w:val="single" w:sz="4" w:space="0" w:color="auto"/>
-              <w:left w:val="single" w:sz="4" w:space="0" w:color="auto"/>
-              <w:right w:val="single" w:sz="4" w:space="0" w:color="auto"/>
-            </w:tcBorders>
-            <w:shd w:val="clear" w:color="auto" w:fill="F4F4F2"/>
+            <w:tcW w:type="dxa" w:w="1656"/>
+            <w:shd w:fill="FFFFFF"/>
           </w:tcPr>
           <w:p>
             <w:pPr>
-              <w:jc w:val="center"/>
-              <w:rPr>
-                <w:rFonts w:ascii="Noto Sans" w:hAnsi="Noto Sans" w:cs="Noto Sans"/>
-                <w:color w:val="1E6E5C"/>
-                <w:sz w:val="22"/>
-                <w:szCs w:val="22"/>
-              </w:rPr>
+              <w:spacing w:before="0" w:after="0" w:line="240" w:lineRule="auto"/>
             </w:pPr>
             <w:r>
               <w:rPr>
-                <w:rFonts w:ascii="Arial" w:hAnsi="Arial" w:cs="Arial"/>
-                <w:b/>
-                <w:color w:val="1E6E5C"/>
+                <w:rFonts w:ascii="Noto Sans" w:hAnsi="Noto Sans"/>
+                <w:b w:val="0"/>
+                <w:color w:val="000000"/>
                 <w:sz w:val="20"/>
               </w:rPr>
-              <w:t>▲</w:t>
-            </w:r>
-            <w:r>
-              <w:rPr>
-                <w:rFonts w:ascii="Noto Sans" w:hAnsi="Noto Sans" w:cs="Noto Sans"/>
-                <w:b/>
-                <w:color w:val="1E6E5C"/>
-                <w:sz w:val="20"/>
-              </w:rPr>
-              <w:t xml:space="preserve"> +0.1 %</w:t>
+              <w:t>0.4</w:t>
             </w:r>
           </w:p>
         </w:tc>
         <w:tc>
           <w:tcPr>
-            <w:tcW w:w="1472" w:type="dxa"/>
-            <w:tcBorders>
-              <w:top w:val="single" w:sz="4" w:space="0" w:color="auto"/>
-              <w:left w:val="single" w:sz="4" w:space="0" w:color="auto"/>
-              <w:right w:val="single" w:sz="4" w:space="0" w:color="auto"/>
-            </w:tcBorders>
-            <w:shd w:val="clear" w:color="auto" w:fill="F4F4F2"/>
+            <w:tcW w:type="dxa" w:w="1656"/>
+            <w:shd w:fill="FFFFFF"/>
           </w:tcPr>
           <w:p>
             <w:pPr>
-              <w:jc w:val="center"/>
-              <w:rPr>
-                <w:rFonts w:ascii="Noto Sans" w:hAnsi="Noto Sans" w:cs="Noto Sans"/>
-                <w:color w:val="691C20"/>
-                <w:sz w:val="22"/>
-                <w:szCs w:val="22"/>
-              </w:rPr>
+              <w:spacing w:before="0" w:after="0" w:line="240" w:lineRule="auto"/>
             </w:pPr>
             <w:r>
               <w:rPr>
-                <w:rFonts w:ascii="Arial" w:hAnsi="Arial" w:cs="Arial"/>
-                <w:b/>
-                <w:color w:val="691C20"/>
+                <w:rFonts w:ascii="Noto Sans" w:hAnsi="Noto Sans"/>
+                <w:b w:val="0"/>
+                <w:color w:val="000000"/>
                 <w:sz w:val="20"/>
               </w:rPr>
-              <w:t>▼</w:t>
+              <w:t>1.3</w:t>
             </w:r>
+          </w:p>
+        </w:tc>
+      </w:tr>
+      <w:tr>
+        <w:trPr>
+          <w:cantSplit/>
+        </w:trPr>
+        <w:tc>
+          <w:tcPr>
+            <w:tcW w:type="dxa" w:w="3816"/>
+            <w:shd w:fill="F4F4F2"/>
+          </w:tcPr>
+          <w:p>
+            <w:pPr>
+              <w:spacing w:before="0" w:after="0" w:line="240" w:lineRule="auto"/>
+            </w:pPr>
             <w:r>
               <w:rPr>
-                <w:rFonts w:ascii="Noto Sans" w:hAnsi="Noto Sans" w:cs="Noto Sans"/>
-                <w:b/>
-                <w:color w:val="691C20"/>
+                <w:rFonts w:ascii="Noto Sans" w:hAnsi="Noto Sans"/>
+                <w:b w:val="0"/>
+                <w:color w:val="000000"/>
                 <w:sz w:val="20"/>
               </w:rPr>
-              <w:t xml:space="preserve"> -0.7 %</w:t>
+              <w:t>Comercio (O)</w:t>
             </w:r>
           </w:p>
         </w:tc>
         <w:tc>
           <w:tcPr>
-            <w:tcW w:w="1471" w:type="dxa"/>
-            <w:tcBorders>
-              <w:top w:val="single" w:sz="4" w:space="0" w:color="auto"/>
-              <w:left w:val="single" w:sz="4" w:space="0" w:color="auto"/>
-              <w:right w:val="single" w:sz="4" w:space="0" w:color="auto"/>
-            </w:tcBorders>
-            <w:shd w:val="clear" w:color="auto" w:fill="F4F4F2"/>
+            <w:tcW w:type="dxa" w:w="1656"/>
+            <w:shd w:fill="F4F4F2"/>
           </w:tcPr>
           <w:p>
             <w:pPr>
-              <w:jc w:val="center"/>
-              <w:rPr>
-                <w:rFonts w:ascii="Noto Sans" w:hAnsi="Noto Sans" w:cs="Noto Sans"/>
-                <w:color w:val="691C20"/>
-                <w:sz w:val="22"/>
-                <w:szCs w:val="22"/>
-              </w:rPr>
+              <w:spacing w:before="0" w:after="0" w:line="240" w:lineRule="auto"/>
             </w:pPr>
             <w:r>
               <w:rPr>
-                <w:rFonts w:ascii="Arial" w:hAnsi="Arial" w:cs="Arial"/>
-                <w:b/>
-                <w:color w:val="691C20"/>
+                <w:rFonts w:ascii="Noto Sans" w:hAnsi="Noto Sans"/>
+                <w:b w:val="0"/>
+                <w:color w:val="000000"/>
                 <w:sz w:val="20"/>
               </w:rPr>
-              <w:t>▼</w:t>
-            </w:r>
-            <w:r>
-              <w:rPr>
-                <w:rFonts w:ascii="Noto Sans" w:hAnsi="Noto Sans" w:cs="Noto Sans"/>
-                <w:b/>
-                <w:color w:val="691C20"/>
-                <w:sz w:val="20"/>
-              </w:rPr>
-              <w:t xml:space="preserve"> -0.1 %</w:t>
+              <w:t>48.9</w:t>
             </w:r>
           </w:p>
         </w:tc>
         <w:tc>
           <w:tcPr>
-            <w:tcW w:w="1472" w:type="dxa"/>
-            <w:tcBorders>
-              <w:top w:val="single" w:sz="4" w:space="0" w:color="auto"/>
-              <w:left w:val="single" w:sz="4" w:space="0" w:color="auto"/>
-            </w:tcBorders>
-            <w:shd w:val="clear" w:color="auto" w:fill="F4F4F2"/>
+            <w:tcW w:type="dxa" w:w="1656"/>
+            <w:shd w:fill="F4F4F2"/>
           </w:tcPr>
           <w:p>
             <w:pPr>
-              <w:jc w:val="center"/>
-              <w:rPr>
-                <w:rFonts w:ascii="Noto Sans" w:hAnsi="Noto Sans" w:cs="Noto Sans"/>
-                <w:sz w:val="22"/>
-                <w:szCs w:val="22"/>
-              </w:rPr>
+              <w:spacing w:before="0" w:after="0" w:line="240" w:lineRule="auto"/>
             </w:pPr>
             <w:r>
               <w:rPr>
-                <w:rFonts w:ascii="Arial" w:hAnsi="Arial" w:cs="Arial"/>
-                <w:b/>
-                <w:color w:val="1E6E5C"/>
+                <w:rFonts w:ascii="Noto Sans" w:hAnsi="Noto Sans"/>
+                <w:b w:val="0"/>
+                <w:color w:val="000000"/>
                 <w:sz w:val="20"/>
               </w:rPr>
-              <w:t>▲</w:t>
+              <w:t>0.7</w:t>
             </w:r>
+          </w:p>
+        </w:tc>
+        <w:tc>
+          <w:tcPr>
+            <w:tcW w:type="dxa" w:w="1656"/>
+            <w:shd w:fill="F4F4F2"/>
+          </w:tcPr>
+          <w:p>
+            <w:pPr>
+              <w:spacing w:before="0" w:after="0" w:line="240" w:lineRule="auto"/>
+            </w:pPr>
             <w:r>
               <w:rPr>
-                <w:rFonts w:ascii="Noto Sans" w:hAnsi="Noto Sans" w:cs="Noto Sans"/>
-                <w:b/>
-                <w:color w:val="1E6E5C"/>
+                <w:rFonts w:ascii="Noto Sans" w:hAnsi="Noto Sans"/>
+                <w:b w:val="0"/>
+                <w:color w:val="000000"/>
                 <w:sz w:val="20"/>
               </w:rPr>
-              <w:t xml:space="preserve"> +0.2 %</w:t>
+              <w:t>0.7</w:t>
+            </w:r>
+          </w:p>
+        </w:tc>
+      </w:tr>
+      <w:tr>
+        <w:trPr>
+          <w:cantSplit/>
+        </w:trPr>
+        <w:tc>
+          <w:tcPr>
+            <w:tcW w:type="dxa" w:w="3816"/>
+            <w:shd w:fill="FFFFFF"/>
+          </w:tcPr>
+          <w:p>
+            <w:pPr>
+              <w:spacing w:before="0" w:after="0" w:line="240" w:lineRule="auto"/>
+            </w:pPr>
+            <w:r>
+              <w:rPr>
+                <w:rFonts w:ascii="Noto Sans" w:hAnsi="Noto Sans"/>
+                <w:b w:val="0"/>
+                <w:color w:val="000000"/>
+                <w:sz w:val="20"/>
+              </w:rPr>
+              <w:t>Servicios no financieros (O)</w:t>
+            </w:r>
+          </w:p>
+        </w:tc>
+        <w:tc>
+          <w:tcPr>
+            <w:tcW w:type="dxa" w:w="1656"/>
+            <w:shd w:fill="FFFFFF"/>
+          </w:tcPr>
+          <w:p>
+            <w:pPr>
+              <w:spacing w:before="0" w:after="0" w:line="240" w:lineRule="auto"/>
+            </w:pPr>
+            <w:r>
+              <w:rPr>
+                <w:rFonts w:ascii="Noto Sans" w:hAnsi="Noto Sans"/>
+                <w:b w:val="0"/>
+                <w:color w:val="000000"/>
+                <w:sz w:val="20"/>
+              </w:rPr>
+              <w:t>48.4</w:t>
+            </w:r>
+          </w:p>
+        </w:tc>
+        <w:tc>
+          <w:tcPr>
+            <w:tcW w:type="dxa" w:w="1656"/>
+            <w:shd w:fill="FFFFFF"/>
+          </w:tcPr>
+          <w:p>
+            <w:pPr>
+              <w:spacing w:before="0" w:after="0" w:line="240" w:lineRule="auto"/>
+            </w:pPr>
+            <w:r>
+              <w:rPr>
+                <w:rFonts w:ascii="Noto Sans" w:hAnsi="Noto Sans"/>
+                <w:b w:val="0"/>
+                <w:color w:val="000000"/>
+                <w:sz w:val="20"/>
+              </w:rPr>
+              <w:t>-0.2</w:t>
+            </w:r>
+          </w:p>
+        </w:tc>
+        <w:tc>
+          <w:tcPr>
+            <w:tcW w:type="dxa" w:w="1656"/>
+            <w:shd w:fill="FFFFFF"/>
+          </w:tcPr>
+          <w:p>
+            <w:pPr>
+              <w:spacing w:before="0" w:after="0" w:line="240" w:lineRule="auto"/>
+            </w:pPr>
+            <w:r>
+              <w:rPr>
+                <w:rFonts w:ascii="Noto Sans" w:hAnsi="Noto Sans"/>
+                <w:b w:val="0"/>
+                <w:color w:val="000000"/>
+                <w:sz w:val="20"/>
+              </w:rPr>
+              <w:t>-2.1</w:t>
             </w:r>
           </w:p>
         </w:tc>
@@ -775,876 +677,34 @@
     </w:tbl>
     <w:p>
       <w:pPr>
-        <w:spacing w:before="160" w:after="40"/>
+        <w:keepNext w:val="0"/>
+        <w:spacing w:before="0" w:after="0" w:line="240" w:lineRule="auto"/>
         <w:jc w:val="both"/>
+      </w:pPr>
+      <w:r>
         <w:rPr>
-          <w:rFonts w:ascii="Noto Sans" w:hAnsi="Noto Sans" w:cs="Noto Sans"/>
-          <w:color w:val="4C545B"/>
+          <w:rFonts w:ascii="Noto Sans" w:hAnsi="Noto Sans"/>
+          <w:b w:val="0"/>
+          <w:color w:val="666666"/>
           <w:sz w:val="16"/>
         </w:rPr>
-      </w:pPr>
-      <w:r>
-        <w:rPr>
-          <w:rFonts w:ascii="Noto Sans" w:hAnsi="Noto Sans" w:cs="Noto Sans"/>
-          <w:color w:val="4C545B"/>
-          <w:sz w:val="16"/>
-        </w:rPr>
-        <w:t xml:space="preserve">Nota: </w:t>
-      </w:r>
-      <w:r>
-        <w:rPr>
-          <w:rFonts w:ascii="Noto Sans" w:hAnsi="Noto Sans" w:cs="Noto Sans"/>
-          <w:color w:val="4C545B"/>
-          <w:sz w:val="16"/>
-        </w:rPr>
-        <w:t>Los indicadores de la Encuesta Mensual de Opinión Empresarial muestran oportunamente la percepción de las personas directivas sobre sus empresas y la economía. Utilizan 50 puntos como umbral: por arriba refleja una percepción favorable; por debajo, menos favorable; y 50 representa equilibrio</w:t>
-      </w:r>
-      <w:r>
-        <w:rPr>
-          <w:rFonts w:ascii="Noto Sans" w:hAnsi="Noto Sans" w:cs="Noto Sans"/>
-          <w:color w:val="4C545B"/>
-          <w:sz w:val="16"/>
-        </w:rPr>
-        <w:t>.</w:t>
+        <w:t>D: desestacionalizada. O: original, sin patrón estacional definido en esta edición. Fuente: cuadros 1–4, pp. 2–4. Las diferencias están en puntos, no en porcentajes.</w:t>
       </w:r>
     </w:p>
     <w:p>
-      <w:pPr>
-        <w:jc w:val="both"/>
-        <w:rPr>
-          <w:rFonts w:ascii="Noto Sans" w:hAnsi="Noto Sans" w:cs="Noto Sans"/>
-          <w:color w:val="000000"/>
-          <w:sz w:val="22"/>
-        </w:rPr>
-      </w:pPr>
-    </w:p>
-    <w:p>
-      <w:pPr>
-        <w:jc w:val="both"/>
-        <w:rPr>
-          <w:rFonts w:ascii="Noto Sans" w:hAnsi="Noto Sans" w:cs="Noto Sans"/>
-          <w:color w:val="000000"/>
-          <w:sz w:val="22"/>
-        </w:rPr>
-      </w:pPr>
       <w:r>
-        <w:rPr>
-          <w:rFonts w:ascii="Noto Sans" w:hAnsi="Noto Sans" w:cs="Noto Sans"/>
-          <w:color w:val="000000"/>
-          <w:sz w:val="22"/>
-        </w:rPr>
-        <w:t>En julio de 2026, las perspectivas empresariales mejoraron gradualmente. La confianza permaneció cautelosa y los pedidos manufactureros se mantuvieron en equilibrio. Un nivel superior a 50 puntos refleja una percepción favorable</w:t>
-      </w:r>
-      <w:r>
-        <w:rPr>
-          <w:rFonts w:ascii="Noto Sans" w:hAnsi="Noto Sans" w:cs="Noto Sans"/>
-          <w:color w:val="000000"/>
-          <w:sz w:val="22"/>
-        </w:rPr>
-        <w:t>.</w:t>
-      </w:r>
-    </w:p>
-    <w:p>
-      <w:pPr>
-        <w:jc w:val="both"/>
-        <w:rPr>
-          <w:rFonts w:ascii="Noto Sans" w:hAnsi="Noto Sans" w:cs="Noto Sans"/>
-          <w:color w:val="000000"/>
-          <w:sz w:val="22"/>
-        </w:rPr>
-      </w:pPr>
-    </w:p>
-    <w:tbl>
-      <w:tblPr>
-        <w:tblW w:w="8828" w:type="dxa"/>
-        <w:tblLayout w:type="fixed"/>
-        <w:tblLook w:val="04A0" w:firstRow="1" w:lastRow="0" w:firstColumn="1" w:lastColumn="0" w:noHBand="0" w:noVBand="1"/>
-      </w:tblPr>
-      <w:tblGrid>
-        <w:gridCol w:w="8828"/>
-      </w:tblGrid>
-      <w:tr>
-        <w:tc>
-          <w:tcPr>
-            <w:tcW w:w="8838" w:type="dxa"/>
-            <w:shd w:val="clear" w:color="auto" w:fill="F4F4F2"/>
-          </w:tcPr>
-          <w:p>
-            <w:pPr>
-              <w:spacing w:before="120"/>
-            </w:pPr>
-            <w:r>
-              <w:rPr>
-                <w:rFonts w:ascii="Noto Sans" w:hAnsi="Noto Sans" w:cs="Noto Sans"/>
-                <w:b/>
-                <w:color w:val="10312B"/>
-                <w:sz w:val="22"/>
-              </w:rPr>
-              <w:t>Resumen ejecutivo</w:t>
-            </w:r>
-          </w:p>
-          <w:p>
-            <w:pPr>
-              <w:pStyle w:val="Prrafodelista"/>
-              <w:numPr>
-                <w:ilvl w:val="0"/>
-                <w:numId w:val="35"/>
-              </w:numPr>
-              <w:spacing w:before="40" w:after="20"/>
-              <w:ind w:left="425" w:hanging="357"/>
-              <w:jc w:val="both"/>
-            </w:pPr>
-            <w:r>
-              <w:rPr>
-                <w:rFonts w:ascii="Noto Sans" w:hAnsi="Noto Sans" w:cs="Noto Sans"/>
-                <w:color w:val="000000"/>
-                <w:sz w:val="22"/>
-              </w:rPr>
-              <w:t xml:space="preserve">El indicador global de tendencia permaneció </w:t>
-            </w:r>
-            <w:r>
-              <w:rPr>
-                <w:rFonts w:ascii="Noto Sans" w:hAnsi="Noto Sans" w:cs="Noto Sans"/>
-                <w:b/>
-                <w:color w:val="000000"/>
-                <w:sz w:val="22"/>
-              </w:rPr>
-              <w:t>por quinto mes consecutivo por encima de 50 puntos</w:t>
-            </w:r>
-            <w:r>
-              <w:rPr>
-                <w:rFonts w:ascii="Noto Sans" w:hAnsi="Noto Sans" w:cs="Noto Sans"/>
-                <w:color w:val="000000"/>
-                <w:sz w:val="22"/>
-              </w:rPr>
-              <w:t>.</w:t>
-            </w:r>
-          </w:p>
-          <w:p>
-            <w:pPr>
-              <w:pStyle w:val="Prrafodelista"/>
-              <w:numPr>
-                <w:ilvl w:val="0"/>
-                <w:numId w:val="35"/>
-              </w:numPr>
-              <w:spacing w:before="40" w:after="20"/>
-              <w:ind w:left="425" w:hanging="357"/>
-              <w:jc w:val="both"/>
-            </w:pPr>
-            <w:r>
-              <w:rPr>
-                <w:rFonts w:ascii="Noto Sans" w:hAnsi="Noto Sans" w:cs="Noto Sans"/>
-                <w:b/>
-                <w:color w:val="000000"/>
-                <w:sz w:val="22"/>
-              </w:rPr>
-              <w:t>Manufacturas, comercio y servicios</w:t>
-            </w:r>
-            <w:r>
-              <w:rPr>
-                <w:rFonts w:ascii="Noto Sans" w:hAnsi="Noto Sans" w:cs="Noto Sans"/>
-                <w:color w:val="000000"/>
-                <w:sz w:val="22"/>
-              </w:rPr>
-              <w:t xml:space="preserve"> se ubicaron por encima del umbral de 50 puntos; </w:t>
-            </w:r>
-            <w:r>
-              <w:rPr>
-                <w:rFonts w:ascii="Noto Sans" w:hAnsi="Noto Sans" w:cs="Noto Sans"/>
-                <w:b/>
-                <w:color w:val="000000"/>
-                <w:sz w:val="22"/>
-              </w:rPr>
-              <w:t>construcción</w:t>
-            </w:r>
-            <w:r>
-              <w:rPr>
-                <w:rFonts w:ascii="Noto Sans" w:hAnsi="Noto Sans" w:cs="Noto Sans"/>
-                <w:color w:val="000000"/>
-                <w:sz w:val="22"/>
-              </w:rPr>
-              <w:t xml:space="preserve"> permaneció por debajo.</w:t>
-            </w:r>
-          </w:p>
-          <w:p>
-            <w:pPr>
-              <w:pStyle w:val="Prrafodelista"/>
-              <w:numPr>
-                <w:ilvl w:val="0"/>
-                <w:numId w:val="35"/>
-              </w:numPr>
-              <w:spacing w:before="40" w:after="20"/>
-              <w:ind w:left="425" w:hanging="357"/>
-              <w:jc w:val="both"/>
-            </w:pPr>
-            <w:r>
-              <w:rPr>
-                <w:rFonts w:ascii="Noto Sans" w:hAnsi="Noto Sans" w:cs="Noto Sans"/>
-                <w:color w:val="000000"/>
-                <w:sz w:val="22"/>
-              </w:rPr>
-              <w:t>La confianza empresarial mejoró marginalmente, pero la percepción sobre el momento adecuado para invertir continuó débil en los cuatro sectores.</w:t>
-            </w:r>
-          </w:p>
-        </w:tc>
-      </w:tr>
-    </w:tbl>
-    <w:p>
-      <w:pPr>
-        <w:spacing w:before="120" w:after="60"/>
-        <w:jc w:val="center"/>
-        <w:rPr>
-          <w:sz w:val="32"/>
-        </w:rPr>
-      </w:pPr>
-      <w:r>
-        <w:rPr>
-          <w:rFonts w:ascii="Noto Sans" w:hAnsi="Noto Sans" w:cs="Noto Sans"/>
-          <w:b/>
-          <w:color w:val="10312B"/>
-          <w:sz w:val="22"/>
-        </w:rPr>
-        <w:t>Indicadores empresariales, julio de 2026</w:t>
-      </w:r>
-    </w:p>
-    <w:tbl>
-      <w:tblPr>
-        <w:tblW w:w="8789" w:type="dxa"/>
-        <w:tblLayout w:type="fixed"/>
-        <w:tblLook w:val="04A0" w:firstRow="1" w:lastRow="0" w:firstColumn="1" w:lastColumn="0" w:noHBand="0" w:noVBand="1"/>
-      </w:tblPr>
-      <w:tblGrid>
-        <w:gridCol w:w="2977"/>
-        <w:gridCol w:w="2268"/>
-        <w:gridCol w:w="1701"/>
-        <w:gridCol w:w="1843"/>
-      </w:tblGrid>
-      <w:tr>
-        <w:tc>
-          <w:tcPr>
-            <w:tcW w:w="2977" w:type="dxa"/>
-            <w:shd w:val="clear" w:color="auto" w:fill="235B4C"/>
-            <w:vAlign w:val="center"/>
-          </w:tcPr>
-          <w:p>
-            <w:pPr>
-              <w:rPr>
-                <w:sz w:val="16"/>
-                <w:szCs w:val="16"/>
-              </w:rPr>
-            </w:pPr>
-            <w:r>
-              <w:rPr>
-                <w:rFonts w:ascii="Noto Sans" w:hAnsi="Noto Sans" w:cs="Noto Sans"/>
-                <w:b/>
-                <w:color w:val="FFFFFF"/>
-                <w:sz w:val="16"/>
-                <w:szCs w:val="16"/>
-              </w:rPr>
-              <w:t>Indicador</w:t>
-            </w:r>
-          </w:p>
-        </w:tc>
-        <w:tc>
-          <w:tcPr>
-            <w:tcW w:w="2268" w:type="dxa"/>
-            <w:shd w:val="clear" w:color="auto" w:fill="235B4C"/>
-            <w:vAlign w:val="center"/>
-          </w:tcPr>
-          <w:p>
-            <w:pPr>
-              <w:jc w:val="center"/>
-              <w:rPr>
-                <w:sz w:val="16"/>
-                <w:szCs w:val="16"/>
-              </w:rPr>
-            </w:pPr>
-            <w:r>
-              <w:rPr>
-                <w:rFonts w:ascii="Noto Sans" w:hAnsi="Noto Sans" w:cs="Noto Sans"/>
-                <w:b/>
-                <w:color w:val="FFFFFF"/>
-                <w:sz w:val="16"/>
-                <w:szCs w:val="16"/>
-              </w:rPr>
-              <w:t>Julio 2026</w:t>
-            </w:r>
-          </w:p>
-        </w:tc>
-        <w:tc>
-          <w:tcPr>
-            <w:tcW w:w="1701" w:type="dxa"/>
-            <w:shd w:val="clear" w:color="auto" w:fill="235B4C"/>
-            <w:vAlign w:val="center"/>
-          </w:tcPr>
-          <w:p>
-            <w:pPr>
-              <w:jc w:val="center"/>
-              <w:rPr>
-                <w:sz w:val="16"/>
-                <w:szCs w:val="16"/>
-              </w:rPr>
-            </w:pPr>
-            <w:r>
-              <w:rPr>
-                <w:rFonts w:ascii="Noto Sans" w:hAnsi="Noto Sans" w:cs="Noto Sans"/>
-                <w:b/>
-                <w:color w:val="FFFFFF"/>
-                <w:sz w:val="16"/>
-                <w:szCs w:val="16"/>
-              </w:rPr>
-              <w:t>Var. mensual</w:t>
-            </w:r>
-          </w:p>
-        </w:tc>
-        <w:tc>
-          <w:tcPr>
-            <w:tcW w:w="1843" w:type="dxa"/>
-            <w:shd w:val="clear" w:color="auto" w:fill="235B4C"/>
-            <w:vAlign w:val="center"/>
-          </w:tcPr>
-          <w:p>
-            <w:pPr>
-              <w:jc w:val="center"/>
-              <w:rPr>
-                <w:sz w:val="16"/>
-                <w:szCs w:val="16"/>
-              </w:rPr>
-            </w:pPr>
-            <w:r>
-              <w:rPr>
-                <w:rFonts w:ascii="Noto Sans" w:hAnsi="Noto Sans" w:cs="Noto Sans"/>
-                <w:b/>
-                <w:color w:val="FFFFFF"/>
-                <w:sz w:val="16"/>
-                <w:szCs w:val="16"/>
-              </w:rPr>
-              <w:t>Var. anual</w:t>
-            </w:r>
-          </w:p>
-        </w:tc>
-      </w:tr>
-      <w:tr>
-        <w:tc>
-          <w:tcPr>
-            <w:tcW w:w="2977" w:type="dxa"/>
-            <w:shd w:val="clear" w:color="auto" w:fill="F4F4F2"/>
-            <w:vAlign w:val="center"/>
-          </w:tcPr>
-          <w:p>
-            <w:pPr>
-              <w:rPr>
-                <w:sz w:val="16"/>
-                <w:szCs w:val="16"/>
-              </w:rPr>
-            </w:pPr>
-            <w:r>
-              <w:rPr>
-                <w:rFonts w:ascii="Noto Sans" w:hAnsi="Noto Sans" w:cs="Noto Sans"/>
-                <w:b/>
-                <w:color w:val="10312B"/>
-                <w:sz w:val="16"/>
-                <w:szCs w:val="16"/>
-              </w:rPr>
-              <w:t>Tendencia empresarial global</w:t>
-            </w:r>
-          </w:p>
-        </w:tc>
-        <w:tc>
-          <w:tcPr>
-            <w:tcW w:w="2268" w:type="dxa"/>
-            <w:shd w:val="clear" w:color="auto" w:fill="F4F4F2"/>
-            <w:vAlign w:val="center"/>
-          </w:tcPr>
-          <w:p>
-            <w:pPr>
-              <w:jc w:val="center"/>
-              <w:rPr>
-                <w:sz w:val="16"/>
-                <w:szCs w:val="16"/>
-              </w:rPr>
-            </w:pPr>
-            <w:r>
-              <w:rPr>
-                <w:rFonts w:ascii="Noto Sans" w:hAnsi="Noto Sans" w:cs="Noto Sans"/>
-                <w:b/>
-                <w:color w:val="10312B"/>
-                <w:sz w:val="16"/>
-                <w:szCs w:val="16"/>
-              </w:rPr>
-              <w:t>51.2</w:t>
-            </w:r>
-          </w:p>
-        </w:tc>
-        <w:tc>
-          <w:tcPr>
-            <w:tcW w:w="1701" w:type="dxa"/>
-            <w:shd w:val="clear" w:color="auto" w:fill="F4F4F2"/>
-            <w:vAlign w:val="center"/>
-          </w:tcPr>
-          <w:p>
-            <w:pPr>
-              <w:jc w:val="center"/>
-              <w:rPr>
-                <w:sz w:val="16"/>
-                <w:szCs w:val="16"/>
-              </w:rPr>
-            </w:pPr>
-            <w:r>
-              <w:rPr>
-                <w:rFonts w:ascii="Noto Sans" w:hAnsi="Noto Sans" w:cs="Noto Sans"/>
-                <w:color w:val="000000"/>
-                <w:sz w:val="16"/>
-                <w:szCs w:val="16"/>
-              </w:rPr>
-              <w:t>+0.3</w:t>
-            </w:r>
-          </w:p>
-        </w:tc>
-        <w:tc>
-          <w:tcPr>
-            <w:tcW w:w="1843" w:type="dxa"/>
-            <w:shd w:val="clear" w:color="auto" w:fill="F4F4F2"/>
-            <w:vAlign w:val="center"/>
-          </w:tcPr>
-          <w:p>
-            <w:pPr>
-              <w:jc w:val="center"/>
-              <w:rPr>
-                <w:sz w:val="16"/>
-                <w:szCs w:val="16"/>
-              </w:rPr>
-            </w:pPr>
-            <w:r>
-              <w:rPr>
-                <w:rFonts w:ascii="Noto Sans" w:hAnsi="Noto Sans" w:cs="Noto Sans"/>
-                <w:color w:val="000000"/>
-                <w:sz w:val="16"/>
-                <w:szCs w:val="16"/>
-              </w:rPr>
-              <w:t>+0.5</w:t>
-            </w:r>
-          </w:p>
-        </w:tc>
-      </w:tr>
-      <w:tr>
-        <w:tc>
-          <w:tcPr>
-            <w:tcW w:w="2977" w:type="dxa"/>
-            <w:shd w:val="clear" w:color="auto" w:fill="F4F4F2"/>
-            <w:vAlign w:val="center"/>
-          </w:tcPr>
-          <w:p>
-            <w:pPr>
-              <w:rPr>
-                <w:sz w:val="16"/>
-                <w:szCs w:val="16"/>
-              </w:rPr>
-            </w:pPr>
-            <w:r>
-              <w:rPr>
-                <w:rFonts w:ascii="Noto Sans" w:hAnsi="Noto Sans" w:cs="Noto Sans"/>
-                <w:b/>
-                <w:color w:val="10312B"/>
-                <w:sz w:val="16"/>
-                <w:szCs w:val="16"/>
-              </w:rPr>
-              <w:t>Confianza empresarial global</w:t>
-            </w:r>
-          </w:p>
-        </w:tc>
-        <w:tc>
-          <w:tcPr>
-            <w:tcW w:w="2268" w:type="dxa"/>
-            <w:shd w:val="clear" w:color="auto" w:fill="F4F4F2"/>
-            <w:vAlign w:val="center"/>
-          </w:tcPr>
-          <w:p>
-            <w:pPr>
-              <w:jc w:val="center"/>
-              <w:rPr>
-                <w:sz w:val="16"/>
-                <w:szCs w:val="16"/>
-              </w:rPr>
-            </w:pPr>
-            <w:r>
-              <w:rPr>
-                <w:rFonts w:ascii="Noto Sans" w:hAnsi="Noto Sans" w:cs="Noto Sans"/>
-                <w:b/>
-                <w:color w:val="10312B"/>
-                <w:sz w:val="16"/>
-                <w:szCs w:val="16"/>
-              </w:rPr>
-              <w:t>48.2</w:t>
-            </w:r>
-          </w:p>
-        </w:tc>
-        <w:tc>
-          <w:tcPr>
-            <w:tcW w:w="1701" w:type="dxa"/>
-            <w:shd w:val="clear" w:color="auto" w:fill="F4F4F2"/>
-            <w:vAlign w:val="center"/>
-          </w:tcPr>
-          <w:p>
-            <w:pPr>
-              <w:jc w:val="center"/>
-              <w:rPr>
-                <w:sz w:val="16"/>
-                <w:szCs w:val="16"/>
-              </w:rPr>
-            </w:pPr>
-            <w:r>
-              <w:rPr>
-                <w:rFonts w:ascii="Noto Sans" w:hAnsi="Noto Sans" w:cs="Noto Sans"/>
-                <w:color w:val="000000"/>
-                <w:sz w:val="16"/>
-                <w:szCs w:val="16"/>
-              </w:rPr>
-              <w:t>+0.1</w:t>
-            </w:r>
-          </w:p>
-        </w:tc>
-        <w:tc>
-          <w:tcPr>
-            <w:tcW w:w="1843" w:type="dxa"/>
-            <w:shd w:val="clear" w:color="auto" w:fill="F4F4F2"/>
-            <w:vAlign w:val="center"/>
-          </w:tcPr>
-          <w:p>
-            <w:pPr>
-              <w:jc w:val="center"/>
-              <w:rPr>
-                <w:sz w:val="16"/>
-                <w:szCs w:val="16"/>
-              </w:rPr>
-            </w:pPr>
-            <w:r>
-              <w:rPr>
-                <w:rFonts w:ascii="Noto Sans" w:hAnsi="Noto Sans" w:cs="Noto Sans"/>
-                <w:color w:val="C00000"/>
-                <w:sz w:val="16"/>
-                <w:szCs w:val="16"/>
-              </w:rPr>
-              <w:t>-0.7</w:t>
-            </w:r>
-          </w:p>
-        </w:tc>
-      </w:tr>
-      <w:tr>
-        <w:tc>
-          <w:tcPr>
-            <w:tcW w:w="2977" w:type="dxa"/>
-            <w:shd w:val="clear" w:color="auto" w:fill="F4F4F2"/>
-            <w:vAlign w:val="center"/>
-          </w:tcPr>
-          <w:p>
-            <w:pPr>
-              <w:rPr>
-                <w:sz w:val="16"/>
-                <w:szCs w:val="16"/>
-              </w:rPr>
-            </w:pPr>
-            <w:r>
-              <w:rPr>
-                <w:rFonts w:ascii="Noto Sans" w:hAnsi="Noto Sans" w:cs="Noto Sans"/>
-                <w:b/>
-                <w:color w:val="10312B"/>
-                <w:sz w:val="16"/>
-                <w:szCs w:val="16"/>
-              </w:rPr>
-              <w:t>Pedidos manufactureros</w:t>
-            </w:r>
-          </w:p>
-        </w:tc>
-        <w:tc>
-          <w:tcPr>
-            <w:tcW w:w="2268" w:type="dxa"/>
-            <w:shd w:val="clear" w:color="auto" w:fill="F4F4F2"/>
-            <w:vAlign w:val="center"/>
-          </w:tcPr>
-          <w:p>
-            <w:pPr>
-              <w:jc w:val="center"/>
-              <w:rPr>
-                <w:sz w:val="16"/>
-                <w:szCs w:val="16"/>
-              </w:rPr>
-            </w:pPr>
-            <w:r>
-              <w:rPr>
-                <w:rFonts w:ascii="Noto Sans" w:hAnsi="Noto Sans" w:cs="Noto Sans"/>
-                <w:b/>
-                <w:color w:val="10312B"/>
-                <w:sz w:val="16"/>
-                <w:szCs w:val="16"/>
-              </w:rPr>
-              <w:t>50.0</w:t>
-            </w:r>
-          </w:p>
-        </w:tc>
-        <w:tc>
-          <w:tcPr>
-            <w:tcW w:w="1701" w:type="dxa"/>
-            <w:shd w:val="clear" w:color="auto" w:fill="F4F4F2"/>
-            <w:vAlign w:val="center"/>
-          </w:tcPr>
-          <w:p>
-            <w:pPr>
-              <w:jc w:val="center"/>
-              <w:rPr>
-                <w:sz w:val="16"/>
-                <w:szCs w:val="16"/>
-              </w:rPr>
-            </w:pPr>
-            <w:r>
-              <w:rPr>
-                <w:rFonts w:ascii="Noto Sans" w:hAnsi="Noto Sans" w:cs="Noto Sans"/>
-                <w:color w:val="C00000"/>
-                <w:sz w:val="16"/>
-                <w:szCs w:val="16"/>
-              </w:rPr>
-              <w:t>-0.1</w:t>
-            </w:r>
-          </w:p>
-        </w:tc>
-        <w:tc>
-          <w:tcPr>
-            <w:tcW w:w="1843" w:type="dxa"/>
-            <w:shd w:val="clear" w:color="auto" w:fill="F4F4F2"/>
-            <w:vAlign w:val="center"/>
-          </w:tcPr>
-          <w:p>
-            <w:pPr>
-              <w:jc w:val="center"/>
-              <w:rPr>
-                <w:sz w:val="16"/>
-                <w:szCs w:val="16"/>
-              </w:rPr>
-            </w:pPr>
-            <w:r>
-              <w:rPr>
-                <w:rFonts w:ascii="Noto Sans" w:hAnsi="Noto Sans" w:cs="Noto Sans"/>
-                <w:color w:val="000000"/>
-                <w:sz w:val="16"/>
-                <w:szCs w:val="16"/>
-              </w:rPr>
-              <w:t>+0.2</w:t>
-            </w:r>
-          </w:p>
-        </w:tc>
-      </w:tr>
-    </w:tbl>
-    <w:p>
-      <w:pPr>
-        <w:jc w:val="both"/>
-        <w:rPr>
-          <w:rFonts w:ascii="Noto Sans" w:hAnsi="Noto Sans" w:cs="Noto Sans"/>
-          <w:b/>
-          <w:color w:val="FFFFFF"/>
-          <w:sz w:val="22"/>
-        </w:rPr>
-      </w:pPr>
-    </w:p>
-    <w:p>
-      <w:pPr>
-        <w:shd w:val="clear" w:color="auto" w:fill="005E4C"/>
-        <w:jc w:val="both"/>
-      </w:pPr>
-      <w:r>
-        <w:rPr>
-          <w:rFonts w:ascii="Noto Sans" w:hAnsi="Noto Sans" w:cs="Noto Sans"/>
-          <w:b/>
-          <w:color w:val="FFFFFF"/>
-          <w:sz w:val="22"/>
-        </w:rPr>
-        <w:t>Actividad empresarial con avances diferenciados</w:t>
-      </w:r>
-    </w:p>
-    <w:p>
-      <w:pPr>
-        <w:pStyle w:val="Prrafodelista"/>
-        <w:numPr>
-          <w:ilvl w:val="0"/>
-          <w:numId w:val="35"/>
-        </w:numPr>
-        <w:spacing w:before="40" w:after="20"/>
-        <w:ind w:left="425" w:hanging="357"/>
-        <w:jc w:val="both"/>
-        <w:rPr>
-          <w:sz w:val="28"/>
-        </w:rPr>
-      </w:pPr>
-      <w:r>
-        <w:rPr>
-          <w:rFonts w:ascii="Noto Sans" w:hAnsi="Noto Sans" w:cs="Noto Sans"/>
-          <w:b/>
-          <w:color w:val="000000"/>
-          <w:sz w:val="22"/>
-        </w:rPr>
-        <w:t>Manufacturas</w:t>
-      </w:r>
-      <w:r>
-        <w:rPr>
-          <w:rFonts w:ascii="Noto Sans" w:hAnsi="Noto Sans" w:cs="Noto Sans"/>
-          <w:color w:val="000000"/>
-          <w:sz w:val="22"/>
-        </w:rPr>
-        <w:t xml:space="preserve"> — el IAT se ubicó en 52.4 puntos (+0.2 mensual, +3.5 anual), impulsado por la producción (53.6) y la demanda nacional (56.0); el empleo se mantuvo en 49.3 puntos.</w:t>
-      </w:r>
-    </w:p>
-    <w:p>
-      <w:pPr>
-        <w:pStyle w:val="Prrafodelista"/>
-        <w:numPr>
-          <w:ilvl w:val="0"/>
-          <w:numId w:val="35"/>
-        </w:numPr>
-        <w:spacing w:before="40" w:after="20"/>
-        <w:ind w:left="425" w:hanging="357"/>
-        <w:jc w:val="both"/>
-        <w:rPr>
-          <w:sz w:val="28"/>
-        </w:rPr>
-      </w:pPr>
-      <w:r>
-        <w:rPr>
-          <w:rFonts w:ascii="Noto Sans" w:hAnsi="Noto Sans" w:cs="Noto Sans"/>
-          <w:b/>
-          <w:color w:val="000000"/>
-          <w:sz w:val="22"/>
-        </w:rPr>
-        <w:t>Comercio</w:t>
-      </w:r>
-      <w:r>
-        <w:rPr>
-          <w:rFonts w:ascii="Noto Sans" w:hAnsi="Noto Sans" w:cs="Noto Sans"/>
-          <w:color w:val="000000"/>
-          <w:sz w:val="22"/>
-        </w:rPr>
-        <w:t xml:space="preserve"> — el IAT avanzó a 51.6 puntos (+0.8 mensual), con ventas netas (+4.8 puntos) e ingresos por comisión (+8.8 puntos) como principales impulsores; compras e inventarios registraron baja.</w:t>
-      </w:r>
-    </w:p>
-    <w:p>
-      <w:pPr>
-        <w:pStyle w:val="Prrafodelista"/>
-        <w:numPr>
-          <w:ilvl w:val="0"/>
-          <w:numId w:val="35"/>
-        </w:numPr>
-        <w:spacing w:before="40" w:after="20"/>
-        <w:ind w:left="425" w:hanging="357"/>
-        <w:jc w:val="both"/>
-        <w:rPr>
-          <w:sz w:val="28"/>
-        </w:rPr>
-      </w:pPr>
-      <w:r>
-        <w:rPr>
-          <w:rFonts w:ascii="Noto Sans" w:hAnsi="Noto Sans" w:cs="Noto Sans"/>
-          <w:b/>
-          <w:color w:val="000000"/>
-          <w:sz w:val="22"/>
-        </w:rPr>
-        <w:lastRenderedPageBreak/>
-        <w:t>Servicios privados no financieros</w:t>
-      </w:r>
-      <w:r>
-        <w:rPr>
-          <w:rFonts w:ascii="Noto Sans" w:hAnsi="Noto Sans" w:cs="Noto Sans"/>
-          <w:color w:val="000000"/>
-          <w:sz w:val="22"/>
-        </w:rPr>
-        <w:t xml:space="preserve"> — IAT de 51.2 puntos (+0.5 mensual), con trece meses seguidos por encima de 50; ingresos, demanda nacional y gasto por consumo se mantuvieron por encima del umbral.</w:t>
-      </w:r>
-    </w:p>
-    <w:p>
-      <w:pPr>
-        <w:pStyle w:val="Prrafodelista"/>
-        <w:numPr>
-          <w:ilvl w:val="0"/>
-          <w:numId w:val="35"/>
-        </w:numPr>
-        <w:spacing w:before="40" w:after="20"/>
-        <w:ind w:left="425" w:hanging="357"/>
-        <w:jc w:val="both"/>
-        <w:rPr>
-          <w:sz w:val="28"/>
-        </w:rPr>
-      </w:pPr>
-      <w:r>
-        <w:rPr>
-          <w:rFonts w:ascii="Noto Sans" w:hAnsi="Noto Sans" w:cs="Noto Sans"/>
-          <w:b/>
-          <w:color w:val="000000"/>
-          <w:sz w:val="22"/>
-        </w:rPr>
-        <w:t>Construcción</w:t>
-      </w:r>
-      <w:r>
-        <w:rPr>
-          <w:rFonts w:ascii="Noto Sans" w:hAnsi="Noto Sans" w:cs="Noto Sans"/>
-          <w:color w:val="000000"/>
-          <w:sz w:val="22"/>
-        </w:rPr>
-        <w:t xml:space="preserve"> — el IAT retrocedió a 46.6 puntos (-1.4 mensual, +2.5 anual); contratos y subcontratos alcanzaron 54.3 puntos, aunque el valor de las obras y el empleo permanecieron débiles.</w:t>
-      </w:r>
-    </w:p>
-    <w:p>
-      <w:pPr>
-        <w:spacing w:before="80"/>
-        <w:jc w:val="center"/>
-        <w:rPr>
-          <w:sz w:val="32"/>
-        </w:rPr>
-      </w:pPr>
-      <w:r>
-        <w:rPr>
-          <w:rFonts w:ascii="Noto Sans" w:hAnsi="Noto Sans" w:cs="Noto Sans"/>
-          <w:b/>
-          <w:color w:val="10312B"/>
-          <w:sz w:val="22"/>
-        </w:rPr>
-        <w:t>Indicador Agregado de Tendencia por sector, julio de 2026</w:t>
-      </w:r>
-    </w:p>
-    <w:p>
-      <w:pPr>
-        <w:jc w:val="center"/>
-        <w:rPr>
-          <w:sz w:val="28"/>
-        </w:rPr>
-      </w:pPr>
-      <w:r>
-        <w:rPr>
-          <w:rFonts w:ascii="Noto Sans" w:hAnsi="Noto Sans" w:cs="Noto Sans"/>
-          <w:i/>
-          <w:color w:val="6B6864"/>
-          <w:sz w:val="16"/>
-        </w:rPr>
-        <w:t>Cifras desestacionalizadas, puntos.</w:t>
-      </w:r>
-    </w:p>
-    <w:p>
-      <w:pPr>
-        <w:jc w:val="center"/>
-      </w:pPr>
-      <w:r>
-        <w:rPr>
-          <w:noProof/>
-        </w:rPr>
         <w:drawing>
-          <wp:inline distT="0" distB="0" distL="0" distR="0" wp14:anchorId="377D0535" wp14:editId="00263B77">
-            <wp:extent cx="3729941" cy="1412856"/>
-            <wp:effectExtent l="0" t="0" r="4445" b="0"/>
+          <wp:inline xmlns:a="http://schemas.openxmlformats.org/drawingml/2006/main" xmlns:pic="http://schemas.openxmlformats.org/drawingml/2006/picture">
+            <wp:extent cx="5532120" cy="1587084"/>
             <wp:docPr id="1" name="Picture 1"/>
             <wp:cNvGraphicFramePr>
-              <a:graphicFrameLocks xmlns:a="http://schemas.openxmlformats.org/drawingml/2006/main" noChangeAspect="1"/>
+              <a:graphicFrameLocks noChangeAspect="1"/>
             </wp:cNvGraphicFramePr>
-            <a:graphic xmlns:a="http://schemas.openxmlformats.org/drawingml/2006/main">
+            <a:graphic>
               <a:graphicData uri="http://schemas.openxmlformats.org/drawingml/2006/picture">
-                <pic:pic xmlns:pic="http://schemas.openxmlformats.org/drawingml/2006/picture">
+                <pic:pic>
                   <pic:nvPicPr>
-                    <pic:cNvPr id="0" name="chart_iat_sector.png"/>
+                    <pic:cNvPr id="0" name="mensual.png"/>
                     <pic:cNvPicPr/>
                   </pic:nvPicPr>
                   <pic:blipFill>
@@ -1656,11 +716,9 @@
                   <pic:spPr>
                     <a:xfrm>
                       <a:off x="0" y="0"/>
-                      <a:ext cx="3861130" cy="1462549"/>
+                      <a:ext cx="5532120" cy="1587084"/>
                     </a:xfrm>
-                    <a:prstGeom prst="rect">
-                      <a:avLst/>
-                    </a:prstGeom>
+                    <a:prstGeom prst="rect"/>
                   </pic:spPr>
                 </pic:pic>
               </a:graphicData>
@@ -1671,233 +729,559 @@
     </w:p>
     <w:p>
       <w:pPr>
-        <w:spacing w:before="20" w:after="20"/>
+        <w:keepNext w:val="0"/>
+        <w:spacing w:before="0" w:after="0" w:line="240" w:lineRule="auto"/>
         <w:jc w:val="both"/>
-        <w:rPr>
-          <w:rFonts w:ascii="Noto Sans" w:hAnsi="Noto Sans" w:cs="Noto Sans"/>
-          <w:b/>
-          <w:color w:val="10312B"/>
-          <w:sz w:val="22"/>
-          <w:szCs w:val="22"/>
-        </w:rPr>
       </w:pPr>
       <w:r>
         <w:rPr>
-          <w:rFonts w:ascii="Noto Sans" w:hAnsi="Noto Sans" w:cs="Noto Sans"/>
-          <w:b/>
-          <w:color w:val="10312B"/>
-          <w:sz w:val="22"/>
-          <w:szCs w:val="22"/>
+          <w:rFonts w:ascii="Noto Sans" w:hAnsi="Noto Sans"/>
+          <w:b w:val="0"/>
+          <w:color w:val="000000"/>
+          <w:sz w:val="13"/>
         </w:rPr>
-        <w:t xml:space="preserve">Pedidos manufactureros: estabilidad con mejor producción </w:t>
       </w:r>
     </w:p>
     <w:p>
       <w:pPr>
-        <w:spacing w:before="20" w:after="20"/>
+        <w:keepNext/>
+        <w:spacing w:before="0" w:after="0" w:line="240" w:lineRule="auto"/>
         <w:jc w:val="both"/>
-        <w:rPr>
-          <w:rFonts w:ascii="Noto Sans" w:hAnsi="Noto Sans" w:cs="Noto Sans"/>
-          <w:color w:val="000000"/>
-          <w:sz w:val="22"/>
-          <w:szCs w:val="22"/>
-        </w:rPr>
       </w:pPr>
       <w:r>
         <w:rPr>
-          <w:rFonts w:ascii="Noto Sans" w:hAnsi="Noto Sans" w:cs="Noto Sans"/>
-          <w:color w:val="000000"/>
+          <w:rFonts w:ascii="Noto Sans" w:hAnsi="Noto Sans"/>
+          <w:b/>
+          <w:color w:val="235B4C"/>
           <w:sz w:val="22"/>
-          <w:szCs w:val="22"/>
         </w:rPr>
-        <w:t xml:space="preserve">El IPM se ubicó en 50.0 puntos. </w:t>
-      </w:r>
-      <w:r>
-        <w:rPr>
-          <w:rFonts w:ascii="Noto Sans" w:hAnsi="Noto Sans" w:cs="Noto Sans"/>
-          <w:color w:val="000000"/>
-          <w:sz w:val="22"/>
-          <w:szCs w:val="22"/>
-        </w:rPr>
-        <w:t>Los nuevos pedidos bajaron a 47.9 puntos (-5.7 mensual), mientras la producción avanzó a 52.5 y los inventarios de insumos a 52.6. La mejora productiva compensó parcialmente la debilidad de los pedidos</w:t>
-      </w:r>
-      <w:r>
-        <w:rPr>
-          <w:rFonts w:ascii="Noto Sans" w:hAnsi="Noto Sans" w:cs="Noto Sans"/>
-          <w:color w:val="000000"/>
-          <w:sz w:val="22"/>
-          <w:szCs w:val="22"/>
-        </w:rPr>
-        <w:t>.</w:t>
+        <w:t>Lectura del umbral</w:t>
       </w:r>
     </w:p>
     <w:p>
       <w:pPr>
-        <w:spacing w:before="20" w:after="20"/>
+        <w:keepNext w:val="0"/>
+        <w:spacing w:before="0" w:after="0" w:line="240" w:lineRule="auto"/>
         <w:jc w:val="both"/>
-        <w:rPr>
-          <w:sz w:val="22"/>
-          <w:szCs w:val="22"/>
-        </w:rPr>
-      </w:pPr>
-    </w:p>
-    <w:p>
-      <w:pPr>
-        <w:shd w:val="clear" w:color="auto" w:fill="005E4C"/>
-        <w:spacing w:before="120"/>
-        <w:jc w:val="both"/>
-        <w:rPr>
-          <w:sz w:val="22"/>
-          <w:szCs w:val="22"/>
-        </w:rPr>
       </w:pPr>
       <w:r>
         <w:rPr>
-          <w:rFonts w:ascii="Noto Sans" w:hAnsi="Noto Sans" w:cs="Noto Sans"/>
-          <w:b/>
-          <w:color w:val="FFFFFF"/>
+          <w:rFonts w:ascii="Noto Sans" w:hAnsi="Noto Sans"/>
+          <w:b w:val="0"/>
+          <w:color w:val="000000"/>
           <w:sz w:val="22"/>
-          <w:szCs w:val="22"/>
         </w:rPr>
-        <w:t>Confianza y disposición para invertir</w:t>
+        <w:t>El ICE se centra en 50 puntos. Valores superiores reflejan una percepción favorable; valores inferiores, una expectativa menos favorable. El IGOEC se calcula con ponderaciones sectoriales y no es el promedio simple de los niveles de este cuadro.</w:t>
       </w:r>
     </w:p>
     <w:p>
-      <w:pPr>
-        <w:spacing w:before="20" w:after="20"/>
-        <w:jc w:val="both"/>
-        <w:rPr>
-          <w:sz w:val="22"/>
-          <w:szCs w:val="22"/>
-        </w:rPr>
-      </w:pPr>
       <w:r>
-        <w:rPr>
-          <w:rFonts w:ascii="Noto Sans" w:hAnsi="Noto Sans" w:cs="Noto Sans"/>
-          <w:color w:val="000000"/>
-          <w:sz w:val="22"/>
-          <w:szCs w:val="22"/>
-        </w:rPr>
-        <w:t xml:space="preserve">La confianza empresarial acumula </w:t>
-      </w:r>
-      <w:r>
-        <w:rPr>
-          <w:rFonts w:ascii="Noto Sans" w:hAnsi="Noto Sans" w:cs="Noto Sans"/>
-          <w:b/>
-          <w:color w:val="000000"/>
-          <w:sz w:val="22"/>
-          <w:szCs w:val="22"/>
-        </w:rPr>
-        <w:t>17 meses consecutivos por debajo de 50 puntos</w:t>
-      </w:r>
-      <w:r>
-        <w:rPr>
-          <w:rFonts w:ascii="Noto Sans" w:hAnsi="Noto Sans" w:cs="Noto Sans"/>
-          <w:color w:val="000000"/>
-          <w:sz w:val="22"/>
-          <w:szCs w:val="22"/>
-        </w:rPr>
-        <w:t xml:space="preserve">. Las expectativas futuras se mantuvieron por encima de 50 puntos en los cuatro sectores, frente a un “momento adecuado para invertir” de entre 23.8 y 32.9 puntos: las empresas anticipan una evolución favorable, pero aún muestran </w:t>
-      </w:r>
-      <w:r>
-        <w:rPr>
-          <w:rFonts w:ascii="Noto Sans" w:hAnsi="Noto Sans" w:cs="Noto Sans"/>
-          <w:b/>
-          <w:color w:val="000000"/>
-          <w:sz w:val="22"/>
-          <w:szCs w:val="22"/>
-        </w:rPr>
-        <w:t>cautela para invertir</w:t>
-      </w:r>
-      <w:r>
-        <w:rPr>
-          <w:rFonts w:ascii="Noto Sans" w:hAnsi="Noto Sans" w:cs="Noto Sans"/>
-          <w:color w:val="000000"/>
-          <w:sz w:val="22"/>
-          <w:szCs w:val="22"/>
-        </w:rPr>
-        <w:t xml:space="preserve">. El balance de julio es </w:t>
-      </w:r>
-      <w:r>
-        <w:rPr>
-          <w:rFonts w:ascii="Noto Sans" w:hAnsi="Noto Sans" w:cs="Noto Sans"/>
-          <w:b/>
-          <w:color w:val="000000"/>
-          <w:sz w:val="22"/>
-          <w:szCs w:val="22"/>
-        </w:rPr>
-        <w:t>moderadamente favorable</w:t>
-      </w:r>
-      <w:r>
-        <w:rPr>
-          <w:rFonts w:ascii="Noto Sans" w:hAnsi="Noto Sans" w:cs="Noto Sans"/>
-          <w:color w:val="000000"/>
-          <w:sz w:val="22"/>
-          <w:szCs w:val="22"/>
-        </w:rPr>
-        <w:t>: mejoran las perspectivas operativas, aunque la consolidación requiere confirmarse con la recuperación de la inversión, los pedidos y el empleo.</w:t>
+        <w:br w:type="page"/>
       </w:r>
     </w:p>
     <w:p>
       <w:pPr>
-        <w:spacing w:before="80"/>
-        <w:jc w:val="center"/>
-        <w:rPr>
-          <w:sz w:val="32"/>
-        </w:rPr>
+        <w:keepNext w:val="0"/>
+        <w:spacing w:before="0" w:after="0" w:line="240" w:lineRule="auto"/>
+        <w:jc w:val="both"/>
       </w:pPr>
       <w:r>
         <w:rPr>
-          <w:rFonts w:ascii="Noto Sans" w:hAnsi="Noto Sans" w:cs="Noto Sans"/>
-          <w:b/>
-          <w:color w:val="10312B"/>
-          <w:sz w:val="22"/>
+          <w:rFonts w:ascii="Noto Sans" w:hAnsi="Noto Sans"/>
+          <w:b w:val="0"/>
+          <w:color w:val="000000"/>
+          <w:sz w:val="13"/>
         </w:rPr>
-        <w:t>Expectativas empresariales y disposición para invertir, julio de 2026</w:t>
       </w:r>
     </w:p>
     <w:p>
       <w:pPr>
-        <w:jc w:val="center"/>
-        <w:rPr>
-          <w:sz w:val="28"/>
-        </w:rPr>
+        <w:keepNext/>
+        <w:spacing w:before="0" w:after="0" w:line="240" w:lineRule="auto"/>
+        <w:jc w:val="both"/>
       </w:pPr>
       <w:r>
         <w:rPr>
-          <w:rFonts w:ascii="Noto Sans" w:hAnsi="Noto Sans" w:cs="Noto Sans"/>
-          <w:i/>
-          <w:color w:val="6B6864"/>
+          <w:rFonts w:ascii="Noto Sans" w:hAnsi="Noto Sans"/>
+          <w:b/>
+          <w:color w:val="235B4C"/>
+          <w:sz w:val="22"/>
+        </w:rPr>
+        <w:t>Percepciones de inversión y de la empresa</w:t>
+      </w:r>
+    </w:p>
+    <w:tbl>
+      <w:tblPr>
+        <w:tblW w:type="auto" w:w="0"/>
+        <w:tblLayout w:type="fixed"/>
+        <w:tblLook w:firstColumn="1" w:firstRow="1" w:lastColumn="0" w:lastRow="0" w:noHBand="0" w:noVBand="1" w:val="04A0"/>
+      </w:tblPr>
+      <w:tblGrid>
+        <w:gridCol w:w="3816"/>
+        <w:gridCol w:w="1656"/>
+        <w:gridCol w:w="1656"/>
+        <w:gridCol w:w="1656"/>
+      </w:tblGrid>
+      <w:tr>
+        <w:trPr>
+          <w:cantSplit/>
+        </w:trPr>
+        <w:tc>
+          <w:tcPr>
+            <w:tcW w:type="dxa" w:w="3816"/>
+            <w:shd w:fill="10312B"/>
+          </w:tcPr>
+          <w:p>
+            <w:pPr>
+              <w:spacing w:before="0" w:after="0" w:line="240" w:lineRule="auto"/>
+            </w:pPr>
+            <w:r>
+              <w:rPr>
+                <w:rFonts w:ascii="Noto Sans" w:hAnsi="Noto Sans"/>
+                <w:b/>
+                <w:color w:val="FFFFFF"/>
+                <w:sz w:val="20"/>
+              </w:rPr>
+              <w:t>Sector</w:t>
+            </w:r>
+          </w:p>
+        </w:tc>
+        <w:tc>
+          <w:tcPr>
+            <w:tcW w:type="dxa" w:w="1656"/>
+            <w:shd w:fill="10312B"/>
+          </w:tcPr>
+          <w:p>
+            <w:pPr>
+              <w:spacing w:before="0" w:after="0" w:line="240" w:lineRule="auto"/>
+            </w:pPr>
+            <w:r>
+              <w:rPr>
+                <w:rFonts w:ascii="Noto Sans" w:hAnsi="Noto Sans"/>
+                <w:b/>
+                <w:color w:val="FFFFFF"/>
+                <w:sz w:val="20"/>
+              </w:rPr>
+              <w:t>Invertir¹</w:t>
+            </w:r>
+          </w:p>
+        </w:tc>
+        <w:tc>
+          <w:tcPr>
+            <w:tcW w:type="dxa" w:w="1656"/>
+            <w:shd w:fill="10312B"/>
+          </w:tcPr>
+          <w:p>
+            <w:pPr>
+              <w:spacing w:before="0" w:after="0" w:line="240" w:lineRule="auto"/>
+            </w:pPr>
+            <w:r>
+              <w:rPr>
+                <w:rFonts w:ascii="Noto Sans" w:hAnsi="Noto Sans"/>
+                <w:b/>
+                <w:color w:val="FFFFFF"/>
+                <w:sz w:val="20"/>
+              </w:rPr>
+              <w:t>Empresa hoy</w:t>
+            </w:r>
+          </w:p>
+        </w:tc>
+        <w:tc>
+          <w:tcPr>
+            <w:tcW w:type="dxa" w:w="1656"/>
+            <w:shd w:fill="10312B"/>
+          </w:tcPr>
+          <w:p>
+            <w:pPr>
+              <w:spacing w:before="0" w:after="0" w:line="240" w:lineRule="auto"/>
+            </w:pPr>
+            <w:r>
+              <w:rPr>
+                <w:rFonts w:ascii="Noto Sans" w:hAnsi="Noto Sans"/>
+                <w:b/>
+                <w:color w:val="FFFFFF"/>
+                <w:sz w:val="20"/>
+              </w:rPr>
+              <w:t>Empresa futura</w:t>
+            </w:r>
+          </w:p>
+        </w:tc>
+      </w:tr>
+      <w:tr>
+        <w:trPr>
+          <w:cantSplit/>
+        </w:trPr>
+        <w:tc>
+          <w:tcPr>
+            <w:tcW w:type="dxa" w:w="3816"/>
+            <w:shd w:fill="F4F4F2"/>
+          </w:tcPr>
+          <w:p>
+            <w:pPr>
+              <w:spacing w:before="0" w:after="0" w:line="240" w:lineRule="auto"/>
+            </w:pPr>
+            <w:r>
+              <w:rPr>
+                <w:rFonts w:ascii="Noto Sans" w:hAnsi="Noto Sans"/>
+                <w:b w:val="0"/>
+                <w:color w:val="000000"/>
+                <w:sz w:val="20"/>
+              </w:rPr>
+              <w:t>Manufacturas</w:t>
+            </w:r>
+          </w:p>
+        </w:tc>
+        <w:tc>
+          <w:tcPr>
+            <w:tcW w:type="dxa" w:w="1656"/>
+            <w:shd w:fill="F4F4F2"/>
+          </w:tcPr>
+          <w:p>
+            <w:pPr>
+              <w:spacing w:before="0" w:after="0" w:line="240" w:lineRule="auto"/>
+            </w:pPr>
+            <w:r>
+              <w:rPr>
+                <w:rFonts w:ascii="Noto Sans" w:hAnsi="Noto Sans"/>
+                <w:b w:val="0"/>
+                <w:color w:val="000000"/>
+                <w:sz w:val="20"/>
+              </w:rPr>
+              <w:t>34.3</w:t>
+            </w:r>
+          </w:p>
+        </w:tc>
+        <w:tc>
+          <w:tcPr>
+            <w:tcW w:type="dxa" w:w="1656"/>
+            <w:shd w:fill="F4F4F2"/>
+          </w:tcPr>
+          <w:p>
+            <w:pPr>
+              <w:spacing w:before="0" w:after="0" w:line="240" w:lineRule="auto"/>
+            </w:pPr>
+            <w:r>
+              <w:rPr>
+                <w:rFonts w:ascii="Noto Sans" w:hAnsi="Noto Sans"/>
+                <w:b w:val="0"/>
+                <w:color w:val="000000"/>
+                <w:sz w:val="20"/>
+              </w:rPr>
+              <w:t>50.1</w:t>
+            </w:r>
+          </w:p>
+        </w:tc>
+        <w:tc>
+          <w:tcPr>
+            <w:tcW w:type="dxa" w:w="1656"/>
+            <w:shd w:fill="F4F4F2"/>
+          </w:tcPr>
+          <w:p>
+            <w:pPr>
+              <w:spacing w:before="0" w:after="0" w:line="240" w:lineRule="auto"/>
+            </w:pPr>
+            <w:r>
+              <w:rPr>
+                <w:rFonts w:ascii="Noto Sans" w:hAnsi="Noto Sans"/>
+                <w:b w:val="0"/>
+                <w:color w:val="000000"/>
+                <w:sz w:val="20"/>
+              </w:rPr>
+              <w:t>55.4</w:t>
+            </w:r>
+          </w:p>
+        </w:tc>
+      </w:tr>
+      <w:tr>
+        <w:trPr>
+          <w:cantSplit/>
+        </w:trPr>
+        <w:tc>
+          <w:tcPr>
+            <w:tcW w:type="dxa" w:w="3816"/>
+            <w:shd w:fill="FFFFFF"/>
+          </w:tcPr>
+          <w:p>
+            <w:pPr>
+              <w:spacing w:before="0" w:after="0" w:line="240" w:lineRule="auto"/>
+            </w:pPr>
+            <w:r>
+              <w:rPr>
+                <w:rFonts w:ascii="Noto Sans" w:hAnsi="Noto Sans"/>
+                <w:b w:val="0"/>
+                <w:color w:val="000000"/>
+                <w:sz w:val="20"/>
+              </w:rPr>
+              <w:t>Construcción</w:t>
+            </w:r>
+          </w:p>
+        </w:tc>
+        <w:tc>
+          <w:tcPr>
+            <w:tcW w:type="dxa" w:w="1656"/>
+            <w:shd w:fill="FFFFFF"/>
+          </w:tcPr>
+          <w:p>
+            <w:pPr>
+              <w:spacing w:before="0" w:after="0" w:line="240" w:lineRule="auto"/>
+            </w:pPr>
+            <w:r>
+              <w:rPr>
+                <w:rFonts w:ascii="Noto Sans" w:hAnsi="Noto Sans"/>
+                <w:b w:val="0"/>
+                <w:color w:val="000000"/>
+                <w:sz w:val="20"/>
+              </w:rPr>
+              <w:t>25.5</w:t>
+            </w:r>
+          </w:p>
+        </w:tc>
+        <w:tc>
+          <w:tcPr>
+            <w:tcW w:type="dxa" w:w="1656"/>
+            <w:shd w:fill="FFFFFF"/>
+          </w:tcPr>
+          <w:p>
+            <w:pPr>
+              <w:spacing w:before="0" w:after="0" w:line="240" w:lineRule="auto"/>
+            </w:pPr>
+            <w:r>
+              <w:rPr>
+                <w:rFonts w:ascii="Noto Sans" w:hAnsi="Noto Sans"/>
+                <w:b w:val="0"/>
+                <w:color w:val="000000"/>
+                <w:sz w:val="20"/>
+              </w:rPr>
+              <w:t>49.9</w:t>
+            </w:r>
+          </w:p>
+        </w:tc>
+        <w:tc>
+          <w:tcPr>
+            <w:tcW w:type="dxa" w:w="1656"/>
+            <w:shd w:fill="FFFFFF"/>
+          </w:tcPr>
+          <w:p>
+            <w:pPr>
+              <w:spacing w:before="0" w:after="0" w:line="240" w:lineRule="auto"/>
+            </w:pPr>
+            <w:r>
+              <w:rPr>
+                <w:rFonts w:ascii="Noto Sans" w:hAnsi="Noto Sans"/>
+                <w:b w:val="0"/>
+                <w:color w:val="000000"/>
+                <w:sz w:val="20"/>
+              </w:rPr>
+              <w:t>61.0</w:t>
+            </w:r>
+          </w:p>
+        </w:tc>
+      </w:tr>
+      <w:tr>
+        <w:trPr>
+          <w:cantSplit/>
+        </w:trPr>
+        <w:tc>
+          <w:tcPr>
+            <w:tcW w:type="dxa" w:w="3816"/>
+            <w:shd w:fill="F4F4F2"/>
+          </w:tcPr>
+          <w:p>
+            <w:pPr>
+              <w:spacing w:before="0" w:after="0" w:line="240" w:lineRule="auto"/>
+            </w:pPr>
+            <w:r>
+              <w:rPr>
+                <w:rFonts w:ascii="Noto Sans" w:hAnsi="Noto Sans"/>
+                <w:b w:val="0"/>
+                <w:color w:val="000000"/>
+                <w:sz w:val="20"/>
+              </w:rPr>
+              <w:t>Comercio</w:t>
+            </w:r>
+          </w:p>
+        </w:tc>
+        <w:tc>
+          <w:tcPr>
+            <w:tcW w:type="dxa" w:w="1656"/>
+            <w:shd w:fill="F4F4F2"/>
+          </w:tcPr>
+          <w:p>
+            <w:pPr>
+              <w:spacing w:before="0" w:after="0" w:line="240" w:lineRule="auto"/>
+            </w:pPr>
+            <w:r>
+              <w:rPr>
+                <w:rFonts w:ascii="Noto Sans" w:hAnsi="Noto Sans"/>
+                <w:b w:val="0"/>
+                <w:color w:val="000000"/>
+                <w:sz w:val="20"/>
+              </w:rPr>
+              <w:t>32.1</w:t>
+            </w:r>
+          </w:p>
+        </w:tc>
+        <w:tc>
+          <w:tcPr>
+            <w:tcW w:type="dxa" w:w="1656"/>
+            <w:shd w:fill="F4F4F2"/>
+          </w:tcPr>
+          <w:p>
+            <w:pPr>
+              <w:spacing w:before="0" w:after="0" w:line="240" w:lineRule="auto"/>
+            </w:pPr>
+            <w:r>
+              <w:rPr>
+                <w:rFonts w:ascii="Noto Sans" w:hAnsi="Noto Sans"/>
+                <w:b w:val="0"/>
+                <w:color w:val="000000"/>
+                <w:sz w:val="20"/>
+              </w:rPr>
+              <w:t>51.4</w:t>
+            </w:r>
+          </w:p>
+        </w:tc>
+        <w:tc>
+          <w:tcPr>
+            <w:tcW w:type="dxa" w:w="1656"/>
+            <w:shd w:fill="F4F4F2"/>
+          </w:tcPr>
+          <w:p>
+            <w:pPr>
+              <w:spacing w:before="0" w:after="0" w:line="240" w:lineRule="auto"/>
+            </w:pPr>
+            <w:r>
+              <w:rPr>
+                <w:rFonts w:ascii="Noto Sans" w:hAnsi="Noto Sans"/>
+                <w:b w:val="0"/>
+                <w:color w:val="000000"/>
+                <w:sz w:val="20"/>
+              </w:rPr>
+              <w:t>58.6</w:t>
+            </w:r>
+          </w:p>
+        </w:tc>
+      </w:tr>
+      <w:tr>
+        <w:trPr>
+          <w:cantSplit/>
+        </w:trPr>
+        <w:tc>
+          <w:tcPr>
+            <w:tcW w:type="dxa" w:w="3816"/>
+            <w:shd w:fill="FFFFFF"/>
+          </w:tcPr>
+          <w:p>
+            <w:pPr>
+              <w:spacing w:before="0" w:after="0" w:line="240" w:lineRule="auto"/>
+            </w:pPr>
+            <w:r>
+              <w:rPr>
+                <w:rFonts w:ascii="Noto Sans" w:hAnsi="Noto Sans"/>
+                <w:b w:val="0"/>
+                <w:color w:val="000000"/>
+                <w:sz w:val="20"/>
+              </w:rPr>
+              <w:t>Servicios no financieros</w:t>
+            </w:r>
+          </w:p>
+        </w:tc>
+        <w:tc>
+          <w:tcPr>
+            <w:tcW w:type="dxa" w:w="1656"/>
+            <w:shd w:fill="FFFFFF"/>
+          </w:tcPr>
+          <w:p>
+            <w:pPr>
+              <w:spacing w:before="0" w:after="0" w:line="240" w:lineRule="auto"/>
+            </w:pPr>
+            <w:r>
+              <w:rPr>
+                <w:rFonts w:ascii="Noto Sans" w:hAnsi="Noto Sans"/>
+                <w:b w:val="0"/>
+                <w:color w:val="000000"/>
+                <w:sz w:val="20"/>
+              </w:rPr>
+              <w:t>33.1</w:t>
+            </w:r>
+          </w:p>
+        </w:tc>
+        <w:tc>
+          <w:tcPr>
+            <w:tcW w:type="dxa" w:w="1656"/>
+            <w:shd w:fill="FFFFFF"/>
+          </w:tcPr>
+          <w:p>
+            <w:pPr>
+              <w:spacing w:before="0" w:after="0" w:line="240" w:lineRule="auto"/>
+            </w:pPr>
+            <w:r>
+              <w:rPr>
+                <w:rFonts w:ascii="Noto Sans" w:hAnsi="Noto Sans"/>
+                <w:b w:val="0"/>
+                <w:color w:val="000000"/>
+                <w:sz w:val="20"/>
+              </w:rPr>
+              <w:t>50.6</w:t>
+            </w:r>
+          </w:p>
+        </w:tc>
+        <w:tc>
+          <w:tcPr>
+            <w:tcW w:type="dxa" w:w="1656"/>
+            <w:shd w:fill="FFFFFF"/>
+          </w:tcPr>
+          <w:p>
+            <w:pPr>
+              <w:spacing w:before="0" w:after="0" w:line="240" w:lineRule="auto"/>
+            </w:pPr>
+            <w:r>
+              <w:rPr>
+                <w:rFonts w:ascii="Noto Sans" w:hAnsi="Noto Sans"/>
+                <w:b w:val="0"/>
+                <w:color w:val="000000"/>
+                <w:sz w:val="20"/>
+              </w:rPr>
+              <w:t>57.1</w:t>
+            </w:r>
+          </w:p>
+        </w:tc>
+      </w:tr>
+    </w:tbl>
+    <w:p>
+      <w:pPr>
+        <w:keepNext w:val="0"/>
+        <w:spacing w:before="0" w:after="0" w:line="240" w:lineRule="auto"/>
+        <w:jc w:val="both"/>
+      </w:pPr>
+      <w:r>
+        <w:rPr>
+          <w:rFonts w:ascii="Noto Sans" w:hAnsi="Noto Sans"/>
+          <w:b w:val="0"/>
+          <w:color w:val="666666"/>
           <w:sz w:val="16"/>
         </w:rPr>
-        <w:t>Puntos; 50 indica el umbral de referencia.</w:t>
+        <w:t>Niveles en puntos. ¹ Inversión: manufacturas y construcción ajustadas; comercio y servicios originales. Empresa presente y futura: originales en los cuatro sectores. Fuente: cuadros 1–4.</w:t>
       </w:r>
     </w:p>
     <w:p>
-      <w:pPr>
-        <w:jc w:val="center"/>
-      </w:pPr>
       <w:r>
-        <w:rPr>
-          <w:noProof/>
-        </w:rPr>
         <w:drawing>
-          <wp:inline distT="0" distB="0" distL="0" distR="0" wp14:anchorId="20049D1E" wp14:editId="2C2426E7">
-            <wp:extent cx="3815256" cy="1676400"/>
-            <wp:effectExtent l="0" t="0" r="0" b="0"/>
+          <wp:inline xmlns:a="http://schemas.openxmlformats.org/drawingml/2006/main" xmlns:pic="http://schemas.openxmlformats.org/drawingml/2006/picture">
+            <wp:extent cx="5532120" cy="1587084"/>
             <wp:docPr id="2" name="Picture 2"/>
             <wp:cNvGraphicFramePr>
-              <a:graphicFrameLocks xmlns:a="http://schemas.openxmlformats.org/drawingml/2006/main" noChangeAspect="1"/>
+              <a:graphicFrameLocks noChangeAspect="1"/>
             </wp:cNvGraphicFramePr>
-            <a:graphic xmlns:a="http://schemas.openxmlformats.org/drawingml/2006/main">
+            <a:graphic>
               <a:graphicData uri="http://schemas.openxmlformats.org/drawingml/2006/picture">
-                <pic:pic xmlns:pic="http://schemas.openxmlformats.org/drawingml/2006/picture">
+                <pic:pic>
                   <pic:nvPicPr>
-                    <pic:cNvPr id="0" name="chart_expectativas_inversion.png"/>
+                    <pic:cNvPr id="0" name="expectativas.png"/>
                     <pic:cNvPicPr/>
                   </pic:nvPicPr>
                   <pic:blipFill>
-                    <a:blip r:embed="rId10"/>
+                    <a:blip r:embed="rId15"/>
                     <a:stretch>
                       <a:fillRect/>
                     </a:stretch>
@@ -1905,11 +1289,9 @@
                   <pic:spPr>
                     <a:xfrm>
                       <a:off x="0" y="0"/>
-                      <a:ext cx="3905682" cy="1716133"/>
+                      <a:ext cx="5532120" cy="1587084"/>
                     </a:xfrm>
-                    <a:prstGeom prst="rect">
-                      <a:avLst/>
-                    </a:prstGeom>
+                    <a:prstGeom prst="rect"/>
                   </pic:spPr>
                 </pic:pic>
               </a:graphicData>
@@ -1920,37 +1302,205 @@
     </w:p>
     <w:p>
       <w:pPr>
-        <w:spacing w:before="80"/>
+        <w:keepNext w:val="0"/>
+        <w:spacing w:before="0" w:after="0" w:line="240" w:lineRule="auto"/>
+        <w:jc w:val="both"/>
       </w:pPr>
       <w:r>
         <w:rPr>
-          <w:rFonts w:ascii="Noto Sans" w:hAnsi="Noto Sans" w:cs="Noto Sans"/>
-          <w:color w:val="4C545B"/>
+          <w:rFonts w:ascii="Noto Sans" w:hAnsi="Noto Sans"/>
+          <w:b w:val="0"/>
+          <w:color w:val="000000"/>
+          <w:sz w:val="13"/>
+        </w:rPr>
+      </w:r>
+    </w:p>
+    <w:p>
+      <w:pPr>
+        <w:keepNext/>
+        <w:spacing w:before="0" w:after="0" w:line="240" w:lineRule="auto"/>
+        <w:jc w:val="both"/>
+      </w:pPr>
+      <w:r>
+        <w:rPr>
+          <w:rFonts w:ascii="Noto Sans" w:hAnsi="Noto Sans"/>
+          <w:b/>
+          <w:color w:val="235B4C"/>
+          <w:sz w:val="22"/>
+        </w:rPr>
+        <w:t>Balance de expectativas</w:t>
+      </w:r>
+    </w:p>
+    <w:p>
+      <w:pPr>
+        <w:keepNext w:val="0"/>
+        <w:spacing w:before="0" w:after="0" w:line="240" w:lineRule="auto"/>
+        <w:jc w:val="both"/>
+        <w:numPr>
+          <w:ilvl w:val="0"/>
+          <w:numId w:val="36"/>
+        </w:numPr>
+      </w:pPr>
+      <w:r>
+        <w:rPr>
+          <w:rFonts w:ascii="Noto Sans" w:hAnsi="Noto Sans"/>
+          <w:b w:val="0"/>
+          <w:color w:val="000000"/>
+          <w:sz w:val="22"/>
+        </w:rPr>
+        <w:t>La situación futura de la empresa se ubicó sobre 50 puntos en 4 de cuatro sectores; la presente, en 3. Son respuestas a preguntas distintas, no una previsión de crecimiento.</w:t>
+      </w:r>
+    </w:p>
+    <w:p>
+      <w:pPr>
+        <w:keepNext w:val="0"/>
+        <w:spacing w:before="0" w:after="0" w:line="240" w:lineRule="auto"/>
+        <w:jc w:val="both"/>
+        <w:numPr>
+          <w:ilvl w:val="0"/>
+          <w:numId w:val="36"/>
+        </w:numPr>
+      </w:pPr>
+      <w:r>
+        <w:rPr>
+          <w:rFonts w:ascii="Noto Sans" w:hAnsi="Noto Sans"/>
+          <w:b w:val="0"/>
+          <w:color w:val="000000"/>
+          <w:sz w:val="22"/>
+        </w:rPr>
+        <w:t>El componente de momento adecuado para invertir estuvo bajo 50 puntos en 4 de cuatro sectores. El nivel expresa la opinión sobre invertir, no una medición de inversión realizada.</w:t>
+      </w:r>
+    </w:p>
+    <w:p>
+      <w:pPr>
+        <w:keepNext w:val="0"/>
+        <w:spacing w:before="0" w:after="0" w:line="240" w:lineRule="auto"/>
+        <w:jc w:val="both"/>
+      </w:pPr>
+      <w:r>
+        <w:rPr>
+          <w:rFonts w:ascii="Noto Sans" w:hAnsi="Noto Sans"/>
+          <w:b w:val="0"/>
+          <w:color w:val="000000"/>
+          <w:sz w:val="13"/>
+        </w:rPr>
+      </w:r>
+    </w:p>
+    <w:p>
+      <w:pPr>
+        <w:keepNext/>
+        <w:spacing w:before="0" w:after="0" w:line="240" w:lineRule="auto"/>
+        <w:jc w:val="both"/>
+      </w:pPr>
+      <w:r>
+        <w:rPr>
+          <w:rFonts w:ascii="Noto Sans" w:hAnsi="Noto Sans"/>
+          <w:b/>
+          <w:color w:val="235B4C"/>
+          <w:sz w:val="22"/>
+        </w:rPr>
+        <w:t>Notas metodológicas</w:t>
+      </w:r>
+    </w:p>
+    <w:p>
+      <w:pPr>
+        <w:keepNext w:val="0"/>
+        <w:spacing w:before="0" w:after="0" w:line="240" w:lineRule="auto"/>
+        <w:jc w:val="both"/>
+      </w:pPr>
+      <w:r>
+        <w:rPr>
+          <w:rFonts w:ascii="Noto Sans" w:hAnsi="Noto Sans"/>
+          <w:b w:val="0"/>
+          <w:color w:val="000000"/>
+          <w:sz w:val="22"/>
+        </w:rPr>
+        <w:t>El módulo corresponde al boletín de confianza derivado de la EMOE. No mezcla los indicadores de pedidos ni de tendencia. Las diferencias publicadas se calculan con todos los decimales de los indicadores; pueden diferir de restar niveles redondeados.</w:t>
+      </w:r>
+    </w:p>
+    <w:p>
+      <w:pPr>
+        <w:keepNext w:val="0"/>
+        <w:spacing w:before="0" w:after="0" w:line="240" w:lineRule="auto"/>
+        <w:jc w:val="both"/>
+      </w:pPr>
+      <w:r>
+        <w:rPr>
+          <w:rFonts w:ascii="Noto Sans" w:hAnsi="Noto Sans"/>
+          <w:b w:val="0"/>
+          <w:color w:val="000000"/>
+          <w:sz w:val="22"/>
+        </w:rPr>
+        <w:t>En esta edición, el ICE manufacturero y el IGOEC se presentan ajustados; construcción, comercio y servicios utilizan cifras originales. La clasificación de cada componente se conserva por separado. Los resultados originales del mes son preliminares.</w:t>
+      </w:r>
+    </w:p>
+    <w:p>
+      <w:pPr>
+        <w:keepNext w:val="0"/>
+        <w:spacing w:before="0" w:after="0" w:line="240" w:lineRule="auto"/>
+        <w:jc w:val="both"/>
+      </w:pPr>
+      <w:r>
+        <w:rPr>
+          <w:rFonts w:ascii="Noto Sans" w:hAnsi="Noto Sans"/>
+          <w:b w:val="0"/>
+          <w:color w:val="666666"/>
           <w:sz w:val="16"/>
         </w:rPr>
-        <w:t xml:space="preserve">Fuente: </w:t>
+        <w:t>La situación presente de la empresa es una percepción del informante; la situación futura es una expectativa. No se atribuyen causalidad, crecimiento observado ni aportaciones sectoriales a estos índices.</w:t>
       </w:r>
+    </w:p>
+    <w:p>
+      <w:pPr>
+        <w:keepNext w:val="0"/>
+        <w:spacing w:before="0" w:after="0" w:line="240" w:lineRule="auto"/>
+        <w:jc w:val="both"/>
+      </w:pPr>
       <w:r>
         <w:rPr>
-          <w:rFonts w:ascii="Noto Sans" w:hAnsi="Noto Sans" w:cs="Noto Sans"/>
-          <w:color w:val="4C545B"/>
+          <w:rFonts w:ascii="Noto Sans" w:hAnsi="Noto Sans"/>
+          <w:b w:val="0"/>
+          <w:color w:val="000000"/>
+          <w:sz w:val="13"/>
+        </w:rPr>
+      </w:r>
+    </w:p>
+    <w:p>
+      <w:pPr>
+        <w:keepNext w:val="0"/>
+        <w:spacing w:before="0" w:after="0" w:line="240" w:lineRule="auto"/>
+        <w:jc w:val="both"/>
+      </w:pPr>
+      <w:r>
+        <w:rPr>
+          <w:rFonts w:ascii="Noto Sans" w:hAnsi="Noto Sans"/>
+          <w:b w:val="0"/>
+          <w:color w:val="666666"/>
           <w:sz w:val="16"/>
         </w:rPr>
-        <w:t>INEGI, Encuesta Mensual de Opinión Empresarial; INEGI y Banco de México, Indicador de Pedidos Manufactureros, julio de 2026</w:t>
+        <w:t>INEGI, boletín 611/26, publicado el 2026-10-01. Cuadros y metodología de la misma edición. Cifras sujetas a revisión.</w:t>
       </w:r>
+    </w:p>
+    <w:p>
+      <w:pPr>
+        <w:keepNext w:val="0"/>
+        <w:spacing w:before="0" w:after="0" w:line="240" w:lineRule="auto"/>
+        <w:jc w:val="both"/>
+      </w:pPr>
       <w:r>
         <w:rPr>
-          <w:rFonts w:ascii="Noto Sans" w:hAnsi="Noto Sans" w:cs="Noto Sans"/>
-          <w:color w:val="4C545B"/>
+          <w:rFonts w:ascii="Noto Sans" w:hAnsi="Noto Sans"/>
+          <w:b w:val="0"/>
+          <w:color w:val="666666"/>
           <w:sz w:val="16"/>
         </w:rPr>
-        <w:t>.</w:t>
+        <w:t>https://www.inegi.org.mx/contenidos/saladeprensa/boletines/2026/ice/ice2026_10.pdf</w:t>
       </w:r>
     </w:p>
     <w:sectPr>
-      <w:headerReference w:type="default" r:id="rId11"/>
-      <w:footerReference w:type="even" r:id="rId12"/>
-      <w:footerReference w:type="default" r:id="rId13"/>
+      <w:headerReference w:type="default" r:id="rId10"/>
+      <w:footerReference w:type="even" r:id="rId11"/>
+      <w:footerReference w:type="default" r:id="rId12"/>
       <w:pgSz w:w="12240" w:h="15840"/>
       <w:pgMar w:top="1134" w:right="1701" w:bottom="1134" w:left="1701" w:header="708" w:footer="708" w:gutter="0"/>
       <w:pgNumType w:start="1"/>
@@ -1962,7 +1512,7 @@
 </file>
 
 <file path=word/endnotes.xml><?xml version="1.0" encoding="utf-8"?>
-<w:endnotes xmlns:wpc="http://schemas.microsoft.com/office/word/2010/wordprocessingCanvas" xmlns:cx="http://schemas.microsoft.com/office/drawing/2014/chartex" xmlns:cx1="http://schemas.microsoft.com/office/drawing/2015/9/8/chartex" xmlns:cx2="http://schemas.microsoft.com/office/drawing/2015/10/21/chartex" xmlns:cx3="http://schemas.microsoft.com/office/drawing/2016/5/9/chartex" xmlns:cx4="http://schemas.microsoft.com/office/drawing/2016/5/10/chartex" xmlns:cx5="http://schemas.microsoft.com/office/drawing/2016/5/11/chartex" xmlns:cx6="http://schemas.microsoft.com/office/drawing/2016/5/12/chartex" xmlns:cx7="http://schemas.microsoft.com/office/drawing/2016/5/13/chartex" xmlns:cx8="http://schemas.microsoft.com/office/drawing/2016/5/14/chartex" xmlns:mc="http://schemas.openxmlformats.org/markup-compatibility/2006" xmlns:aink="http://schemas.microsoft.com/office/drawing/2016/ink" xmlns:am3d="http://schemas.microsoft.com/office/drawing/2017/model3d" xmlns:o="urn:schemas-microsoft-com:office:office" xmlns:oel="http://schemas.microsoft.com/office/2019/extlst" xmlns:r="http://schemas.openxmlformats.org/officeDocument/2006/relationships" xmlns:m="http://schemas.openxmlformats.org/officeDocument/2006/math" xmlns:v="urn:schemas-microsoft-com:vml" xmlns:wp14="http://schemas.microsoft.com/office/word/2010/wordprocessingDrawing" xmlns:wp="http://schemas.openxmlformats.org/drawingml/2006/wordprocessingDrawing" xmlns:w10="urn:schemas-microsoft-com:office:word" xmlns:w="http://schemas.openxmlformats.org/wordprocessingml/2006/main" xmlns:w14="http://schemas.microsoft.com/office/word/2010/wordml" xmlns:w15="http://schemas.microsoft.com/office/word/2012/wordml" xmlns:w16cex="http://schemas.microsoft.com/office/word/2018/wordml/cex" xmlns:w16cid="http://schemas.microsoft.com/office/word/2016/wordml/cid" xmlns:w16="http://schemas.microsoft.com/office/word/2018/wordml" xmlns:w16du="http://schemas.microsoft.com/office/word/2023/wordml/word16du" xmlns:w16sdtdh="http://schemas.microsoft.com/office/word/2020/wordml/sdtdatahash" xmlns:w16se="http://schemas.microsoft.com/office/word/2015/wordml/symex" xmlns:wpg="http://schemas.microsoft.com/office/word/2010/wordprocessingGroup" xmlns:wpi="http://schemas.microsoft.com/office/word/2010/wordprocessingInk" xmlns:wne="http://schemas.microsoft.com/office/word/2006/wordml" xmlns:wps="http://schemas.microsoft.com/office/word/2010/wordprocessingShape" mc:Ignorable="w14 w15 w16se w16cid w16 w16cex w16sdtdh w16du wp14">
+<w:endnotes xmlns:wpc="http://schemas.microsoft.com/office/word/2010/wordprocessingCanvas" xmlns:cx="http://schemas.microsoft.com/office/drawing/2014/chartex" xmlns:cx1="http://schemas.microsoft.com/office/drawing/2015/9/8/chartex" xmlns:cx2="http://schemas.microsoft.com/office/drawing/2015/10/21/chartex" xmlns:cx3="http://schemas.microsoft.com/office/drawing/2016/5/9/chartex" xmlns:cx4="http://schemas.microsoft.com/office/drawing/2016/5/10/chartex" xmlns:cx5="http://schemas.microsoft.com/office/drawing/2016/5/11/chartex" xmlns:cx6="http://schemas.microsoft.com/office/drawing/2016/5/12/chartex" xmlns:cx7="http://schemas.microsoft.com/office/drawing/2016/5/13/chartex" xmlns:cx8="http://schemas.microsoft.com/office/drawing/2016/5/14/chartex" xmlns:mc="http://schemas.openxmlformats.org/markup-compatibility/2006" xmlns:aink="http://schemas.microsoft.com/office/drawing/2016/ink" xmlns:am3d="http://schemas.microsoft.com/office/drawing/2017/model3d" xmlns:o="urn:schemas-microsoft-com:office:office" xmlns:r="http://schemas.openxmlformats.org/officeDocument/2006/relationships" xmlns:m="http://schemas.openxmlformats.org/officeDocument/2006/math" xmlns:v="urn:schemas-microsoft-com:vml" xmlns:wp14="http://schemas.microsoft.com/office/word/2010/wordprocessingDrawing" xmlns:wp="http://schemas.openxmlformats.org/drawingml/2006/wordprocessingDrawing" xmlns:w10="urn:schemas-microsoft-com:office:word" xmlns:w="http://schemas.openxmlformats.org/wordprocessingml/2006/main" xmlns:w14="http://schemas.microsoft.com/office/word/2010/wordml" xmlns:w15="http://schemas.microsoft.com/office/word/2012/wordml" xmlns:w16cid="http://schemas.microsoft.com/office/word/2016/wordml/cid" xmlns:w16se="http://schemas.microsoft.com/office/word/2015/wordml/symex" xmlns:wpg="http://schemas.microsoft.com/office/word/2010/wordprocessingGroup" xmlns:wpi="http://schemas.microsoft.com/office/word/2010/wordprocessingInk" xmlns:wne="http://schemas.microsoft.com/office/word/2006/wordml" xmlns:wps="http://schemas.microsoft.com/office/word/2010/wordprocessingShape" mc:Ignorable="w14 w15 w16se w16cid wp14">
   <w:endnote w:type="separator" w:id="-1">
     <w:p>
       <w:r>
@@ -1981,7 +1531,7 @@
 </file>
 
 <file path=word/footer1.xml><?xml version="1.0" encoding="utf-8"?>
-<w:ftr xmlns:wpc="http://schemas.microsoft.com/office/word/2010/wordprocessingCanvas" xmlns:cx="http://schemas.microsoft.com/office/drawing/2014/chartex" xmlns:cx1="http://schemas.microsoft.com/office/drawing/2015/9/8/chartex" xmlns:cx2="http://schemas.microsoft.com/office/drawing/2015/10/21/chartex" xmlns:cx3="http://schemas.microsoft.com/office/drawing/2016/5/9/chartex" xmlns:cx4="http://schemas.microsoft.com/office/drawing/2016/5/10/chartex" xmlns:cx5="http://schemas.microsoft.com/office/drawing/2016/5/11/chartex" xmlns:cx6="http://schemas.microsoft.com/office/drawing/2016/5/12/chartex" xmlns:cx7="http://schemas.microsoft.com/office/drawing/2016/5/13/chartex" xmlns:cx8="http://schemas.microsoft.com/office/drawing/2016/5/14/chartex" xmlns:mc="http://schemas.openxmlformats.org/markup-compatibility/2006" xmlns:aink="http://schemas.microsoft.com/office/drawing/2016/ink" xmlns:am3d="http://schemas.microsoft.com/office/drawing/2017/model3d" xmlns:o="urn:schemas-microsoft-com:office:office" xmlns:oel="http://schemas.microsoft.com/office/2019/extlst" xmlns:r="http://schemas.openxmlformats.org/officeDocument/2006/relationships" xmlns:m="http://schemas.openxmlformats.org/officeDocument/2006/math" xmlns:v="urn:schemas-microsoft-com:vml" xmlns:wp14="http://schemas.microsoft.com/office/word/2010/wordprocessingDrawing" xmlns:wp="http://schemas.openxmlformats.org/drawingml/2006/wordprocessingDrawing" xmlns:w10="urn:schemas-microsoft-com:office:word" xmlns:w="http://schemas.openxmlformats.org/wordprocessingml/2006/main" xmlns:w14="http://schemas.microsoft.com/office/word/2010/wordml" xmlns:w15="http://schemas.microsoft.com/office/word/2012/wordml" xmlns:w16cex="http://schemas.microsoft.com/office/word/2018/wordml/cex" xmlns:w16cid="http://schemas.microsoft.com/office/word/2016/wordml/cid" xmlns:w16="http://schemas.microsoft.com/office/word/2018/wordml" xmlns:w16du="http://schemas.microsoft.com/office/word/2023/wordml/word16du" xmlns:w16sdtdh="http://schemas.microsoft.com/office/word/2020/wordml/sdtdatahash" xmlns:w16se="http://schemas.microsoft.com/office/word/2015/wordml/symex" xmlns:wpg="http://schemas.microsoft.com/office/word/2010/wordprocessingGroup" xmlns:wpi="http://schemas.microsoft.com/office/word/2010/wordprocessingInk" xmlns:wne="http://schemas.microsoft.com/office/word/2006/wordml" xmlns:wps="http://schemas.microsoft.com/office/word/2010/wordprocessingShape" mc:Ignorable="w14 w15 w16se w16cid w16 w16cex w16sdtdh w16du wp14">
+<w:ftr xmlns:wpc="http://schemas.microsoft.com/office/word/2010/wordprocessingCanvas" xmlns:cx="http://schemas.microsoft.com/office/drawing/2014/chartex" xmlns:cx1="http://schemas.microsoft.com/office/drawing/2015/9/8/chartex" xmlns:cx2="http://schemas.microsoft.com/office/drawing/2015/10/21/chartex" xmlns:cx3="http://schemas.microsoft.com/office/drawing/2016/5/9/chartex" xmlns:cx4="http://schemas.microsoft.com/office/drawing/2016/5/10/chartex" xmlns:cx5="http://schemas.microsoft.com/office/drawing/2016/5/11/chartex" xmlns:cx6="http://schemas.microsoft.com/office/drawing/2016/5/12/chartex" xmlns:cx7="http://schemas.microsoft.com/office/drawing/2016/5/13/chartex" xmlns:cx8="http://schemas.microsoft.com/office/drawing/2016/5/14/chartex" xmlns:mc="http://schemas.openxmlformats.org/markup-compatibility/2006" xmlns:aink="http://schemas.microsoft.com/office/drawing/2016/ink" xmlns:am3d="http://schemas.microsoft.com/office/drawing/2017/model3d" xmlns:o="urn:schemas-microsoft-com:office:office" xmlns:r="http://schemas.openxmlformats.org/officeDocument/2006/relationships" xmlns:m="http://schemas.openxmlformats.org/officeDocument/2006/math" xmlns:v="urn:schemas-microsoft-com:vml" xmlns:wp14="http://schemas.microsoft.com/office/word/2010/wordprocessingDrawing" xmlns:wp="http://schemas.openxmlformats.org/drawingml/2006/wordprocessingDrawing" xmlns:w10="urn:schemas-microsoft-com:office:word" xmlns:w="http://schemas.openxmlformats.org/wordprocessingml/2006/main" xmlns:w14="http://schemas.microsoft.com/office/word/2010/wordml" xmlns:w15="http://schemas.microsoft.com/office/word/2012/wordml" xmlns:w16cid="http://schemas.microsoft.com/office/word/2016/wordml/cid" xmlns:w16se="http://schemas.microsoft.com/office/word/2015/wordml/symex" xmlns:wpg="http://schemas.microsoft.com/office/word/2010/wordprocessingGroup" xmlns:wpi="http://schemas.microsoft.com/office/word/2010/wordprocessingInk" xmlns:wne="http://schemas.microsoft.com/office/word/2006/wordml" xmlns:wps="http://schemas.microsoft.com/office/word/2010/wordprocessingShape" mc:Ignorable="w14 w15 w16se w16cid wp14">
   <w:sdt>
     <w:sdtPr>
       <w:rPr>
@@ -1993,6 +1543,11 @@
         <w:docPartUnique/>
       </w:docPartObj>
     </w:sdtPr>
+    <w:sdtEndPr>
+      <w:rPr>
+        <w:rStyle w:val="Nmerodepgina"/>
+      </w:rPr>
+    </w:sdtEndPr>
     <w:sdtContent>
       <w:p>
         <w:pPr>
@@ -2046,7 +1601,7 @@
 </file>
 
 <file path=word/footer2.xml><?xml version="1.0" encoding="utf-8"?>
-<w:ftr xmlns:wpc="http://schemas.microsoft.com/office/word/2010/wordprocessingCanvas" xmlns:cx="http://schemas.microsoft.com/office/drawing/2014/chartex" xmlns:cx1="http://schemas.microsoft.com/office/drawing/2015/9/8/chartex" xmlns:cx2="http://schemas.microsoft.com/office/drawing/2015/10/21/chartex" xmlns:cx3="http://schemas.microsoft.com/office/drawing/2016/5/9/chartex" xmlns:cx4="http://schemas.microsoft.com/office/drawing/2016/5/10/chartex" xmlns:cx5="http://schemas.microsoft.com/office/drawing/2016/5/11/chartex" xmlns:cx6="http://schemas.microsoft.com/office/drawing/2016/5/12/chartex" xmlns:cx7="http://schemas.microsoft.com/office/drawing/2016/5/13/chartex" xmlns:cx8="http://schemas.microsoft.com/office/drawing/2016/5/14/chartex" xmlns:mc="http://schemas.openxmlformats.org/markup-compatibility/2006" xmlns:aink="http://schemas.microsoft.com/office/drawing/2016/ink" xmlns:am3d="http://schemas.microsoft.com/office/drawing/2017/model3d" xmlns:o="urn:schemas-microsoft-com:office:office" xmlns:oel="http://schemas.microsoft.com/office/2019/extlst" xmlns:r="http://schemas.openxmlformats.org/officeDocument/2006/relationships" xmlns:m="http://schemas.openxmlformats.org/officeDocument/2006/math" xmlns:v="urn:schemas-microsoft-com:vml" xmlns:wp14="http://schemas.microsoft.com/office/word/2010/wordprocessingDrawing" xmlns:wp="http://schemas.openxmlformats.org/drawingml/2006/wordprocessingDrawing" xmlns:w10="urn:schemas-microsoft-com:office:word" xmlns:w="http://schemas.openxmlformats.org/wordprocessingml/2006/main" xmlns:w14="http://schemas.microsoft.com/office/word/2010/wordml" xmlns:w15="http://schemas.microsoft.com/office/word/2012/wordml" xmlns:w16cex="http://schemas.microsoft.com/office/word/2018/wordml/cex" xmlns:w16cid="http://schemas.microsoft.com/office/word/2016/wordml/cid" xmlns:w16="http://schemas.microsoft.com/office/word/2018/wordml" xmlns:w16du="http://schemas.microsoft.com/office/word/2023/wordml/word16du" xmlns:w16sdtdh="http://schemas.microsoft.com/office/word/2020/wordml/sdtdatahash" xmlns:w16se="http://schemas.microsoft.com/office/word/2015/wordml/symex" xmlns:wpg="http://schemas.microsoft.com/office/word/2010/wordprocessingGroup" xmlns:wpi="http://schemas.microsoft.com/office/word/2010/wordprocessingInk" xmlns:wne="http://schemas.microsoft.com/office/word/2006/wordml" xmlns:wps="http://schemas.microsoft.com/office/word/2010/wordprocessingShape" mc:Ignorable="w14 w15 w16se w16cid w16 w16cex w16sdtdh w16du wp14">
+<w:ftr xmlns:wpc="http://schemas.microsoft.com/office/word/2010/wordprocessingCanvas" xmlns:cx="http://schemas.microsoft.com/office/drawing/2014/chartex" xmlns:cx1="http://schemas.microsoft.com/office/drawing/2015/9/8/chartex" xmlns:cx2="http://schemas.microsoft.com/office/drawing/2015/10/21/chartex" xmlns:cx3="http://schemas.microsoft.com/office/drawing/2016/5/9/chartex" xmlns:cx4="http://schemas.microsoft.com/office/drawing/2016/5/10/chartex" xmlns:cx5="http://schemas.microsoft.com/office/drawing/2016/5/11/chartex" xmlns:cx6="http://schemas.microsoft.com/office/drawing/2016/5/12/chartex" xmlns:cx7="http://schemas.microsoft.com/office/drawing/2016/5/13/chartex" xmlns:cx8="http://schemas.microsoft.com/office/drawing/2016/5/14/chartex" xmlns:mc="http://schemas.openxmlformats.org/markup-compatibility/2006" xmlns:aink="http://schemas.microsoft.com/office/drawing/2016/ink" xmlns:am3d="http://schemas.microsoft.com/office/drawing/2017/model3d" xmlns:o="urn:schemas-microsoft-com:office:office" xmlns:r="http://schemas.openxmlformats.org/officeDocument/2006/relationships" xmlns:m="http://schemas.openxmlformats.org/officeDocument/2006/math" xmlns:v="urn:schemas-microsoft-com:vml" xmlns:wp14="http://schemas.microsoft.com/office/word/2010/wordprocessingDrawing" xmlns:wp="http://schemas.openxmlformats.org/drawingml/2006/wordprocessingDrawing" xmlns:w10="urn:schemas-microsoft-com:office:word" xmlns:w="http://schemas.openxmlformats.org/wordprocessingml/2006/main" xmlns:w14="http://schemas.microsoft.com/office/word/2010/wordml" xmlns:w15="http://schemas.microsoft.com/office/word/2012/wordml" xmlns:w16cid="http://schemas.microsoft.com/office/word/2016/wordml/cid" xmlns:w16se="http://schemas.microsoft.com/office/word/2015/wordml/symex" xmlns:wpg="http://schemas.microsoft.com/office/word/2010/wordprocessingGroup" xmlns:wpi="http://schemas.microsoft.com/office/word/2010/wordprocessingInk" xmlns:wne="http://schemas.microsoft.com/office/word/2006/wordml" xmlns:wps="http://schemas.microsoft.com/office/word/2010/wordprocessingShape" mc:Ignorable="w14 w15 w16se w16cid wp14">
   <w:p>
     <w:pPr>
       <w:ind w:right="360"/>
@@ -2057,7 +1612,7 @@
         <w:color w:val="000000"/>
       </w:rPr>
       <w:drawing>
-        <wp:anchor distT="0" distB="0" distL="114300" distR="114300" simplePos="0" relativeHeight="251660288" behindDoc="1" locked="0" layoutInCell="1" allowOverlap="1" wp14:anchorId="1A7D8A66" wp14:editId="5D3339A7">
+        <wp:anchor distT="0" distB="0" distL="114300" distR="114300" simplePos="0" relativeHeight="251660288" behindDoc="1" locked="0" layoutInCell="1" allowOverlap="1" wp14:anchorId="093B9EEA" wp14:editId="414DD1FB">
           <wp:simplePos x="0" y="0"/>
           <wp:positionH relativeFrom="page">
             <wp:posOffset>-121920</wp:posOffset>
@@ -2132,7 +1687,7 @@
 </file>
 
 <file path=word/footnotes.xml><?xml version="1.0" encoding="utf-8"?>
-<w:footnotes xmlns:wpc="http://schemas.microsoft.com/office/word/2010/wordprocessingCanvas" xmlns:cx="http://schemas.microsoft.com/office/drawing/2014/chartex" xmlns:cx1="http://schemas.microsoft.com/office/drawing/2015/9/8/chartex" xmlns:cx2="http://schemas.microsoft.com/office/drawing/2015/10/21/chartex" xmlns:cx3="http://schemas.microsoft.com/office/drawing/2016/5/9/chartex" xmlns:cx4="http://schemas.microsoft.com/office/drawing/2016/5/10/chartex" xmlns:cx5="http://schemas.microsoft.com/office/drawing/2016/5/11/chartex" xmlns:cx6="http://schemas.microsoft.com/office/drawing/2016/5/12/chartex" xmlns:cx7="http://schemas.microsoft.com/office/drawing/2016/5/13/chartex" xmlns:cx8="http://schemas.microsoft.com/office/drawing/2016/5/14/chartex" xmlns:mc="http://schemas.openxmlformats.org/markup-compatibility/2006" xmlns:aink="http://schemas.microsoft.com/office/drawing/2016/ink" xmlns:am3d="http://schemas.microsoft.com/office/drawing/2017/model3d" xmlns:o="urn:schemas-microsoft-com:office:office" xmlns:oel="http://schemas.microsoft.com/office/2019/extlst" xmlns:r="http://schemas.openxmlformats.org/officeDocument/2006/relationships" xmlns:m="http://schemas.openxmlformats.org/officeDocument/2006/math" xmlns:v="urn:schemas-microsoft-com:vml" xmlns:wp14="http://schemas.microsoft.com/office/word/2010/wordprocessingDrawing" xmlns:wp="http://schemas.openxmlformats.org/drawingml/2006/wordprocessingDrawing" xmlns:w10="urn:schemas-microsoft-com:office:word" xmlns:w="http://schemas.openxmlformats.org/wordprocessingml/2006/main" xmlns:w14="http://schemas.microsoft.com/office/word/2010/wordml" xmlns:w15="http://schemas.microsoft.com/office/word/2012/wordml" xmlns:w16cex="http://schemas.microsoft.com/office/word/2018/wordml/cex" xmlns:w16cid="http://schemas.microsoft.com/office/word/2016/wordml/cid" xmlns:w16="http://schemas.microsoft.com/office/word/2018/wordml" xmlns:w16du="http://schemas.microsoft.com/office/word/2023/wordml/word16du" xmlns:w16sdtdh="http://schemas.microsoft.com/office/word/2020/wordml/sdtdatahash" xmlns:w16se="http://schemas.microsoft.com/office/word/2015/wordml/symex" xmlns:wpg="http://schemas.microsoft.com/office/word/2010/wordprocessingGroup" xmlns:wpi="http://schemas.microsoft.com/office/word/2010/wordprocessingInk" xmlns:wne="http://schemas.microsoft.com/office/word/2006/wordml" xmlns:wps="http://schemas.microsoft.com/office/word/2010/wordprocessingShape" mc:Ignorable="w14 w15 w16se w16cid w16 w16cex w16sdtdh w16du wp14">
+<w:footnotes xmlns:wpc="http://schemas.microsoft.com/office/word/2010/wordprocessingCanvas" xmlns:cx="http://schemas.microsoft.com/office/drawing/2014/chartex" xmlns:cx1="http://schemas.microsoft.com/office/drawing/2015/9/8/chartex" xmlns:cx2="http://schemas.microsoft.com/office/drawing/2015/10/21/chartex" xmlns:cx3="http://schemas.microsoft.com/office/drawing/2016/5/9/chartex" xmlns:cx4="http://schemas.microsoft.com/office/drawing/2016/5/10/chartex" xmlns:cx5="http://schemas.microsoft.com/office/drawing/2016/5/11/chartex" xmlns:cx6="http://schemas.microsoft.com/office/drawing/2016/5/12/chartex" xmlns:cx7="http://schemas.microsoft.com/office/drawing/2016/5/13/chartex" xmlns:cx8="http://schemas.microsoft.com/office/drawing/2016/5/14/chartex" xmlns:mc="http://schemas.openxmlformats.org/markup-compatibility/2006" xmlns:aink="http://schemas.microsoft.com/office/drawing/2016/ink" xmlns:am3d="http://schemas.microsoft.com/office/drawing/2017/model3d" xmlns:o="urn:schemas-microsoft-com:office:office" xmlns:r="http://schemas.openxmlformats.org/officeDocument/2006/relationships" xmlns:m="http://schemas.openxmlformats.org/officeDocument/2006/math" xmlns:v="urn:schemas-microsoft-com:vml" xmlns:wp14="http://schemas.microsoft.com/office/word/2010/wordprocessingDrawing" xmlns:wp="http://schemas.openxmlformats.org/drawingml/2006/wordprocessingDrawing" xmlns:w10="urn:schemas-microsoft-com:office:word" xmlns:w="http://schemas.openxmlformats.org/wordprocessingml/2006/main" xmlns:w14="http://schemas.microsoft.com/office/word/2010/wordml" xmlns:w15="http://schemas.microsoft.com/office/word/2012/wordml" xmlns:w16cid="http://schemas.microsoft.com/office/word/2016/wordml/cid" xmlns:w16se="http://schemas.microsoft.com/office/word/2015/wordml/symex" xmlns:wpg="http://schemas.microsoft.com/office/word/2010/wordprocessingGroup" xmlns:wpi="http://schemas.microsoft.com/office/word/2010/wordprocessingInk" xmlns:wne="http://schemas.microsoft.com/office/word/2006/wordml" xmlns:wps="http://schemas.microsoft.com/office/word/2010/wordprocessingShape" mc:Ignorable="w14 w15 w16se w16cid wp14">
   <w:footnote w:type="separator" w:id="-1">
     <w:p>
       <w:r>
@@ -2151,20 +1706,20 @@
 </file>
 
 <file path=word/header1.xml><?xml version="1.0" encoding="utf-8"?>
-<w:hdr xmlns:wpc="http://schemas.microsoft.com/office/word/2010/wordprocessingCanvas" xmlns:cx="http://schemas.microsoft.com/office/drawing/2014/chartex" xmlns:cx1="http://schemas.microsoft.com/office/drawing/2015/9/8/chartex" xmlns:cx2="http://schemas.microsoft.com/office/drawing/2015/10/21/chartex" xmlns:cx3="http://schemas.microsoft.com/office/drawing/2016/5/9/chartex" xmlns:cx4="http://schemas.microsoft.com/office/drawing/2016/5/10/chartex" xmlns:cx5="http://schemas.microsoft.com/office/drawing/2016/5/11/chartex" xmlns:cx6="http://schemas.microsoft.com/office/drawing/2016/5/12/chartex" xmlns:cx7="http://schemas.microsoft.com/office/drawing/2016/5/13/chartex" xmlns:cx8="http://schemas.microsoft.com/office/drawing/2016/5/14/chartex" xmlns:mc="http://schemas.openxmlformats.org/markup-compatibility/2006" xmlns:aink="http://schemas.microsoft.com/office/drawing/2016/ink" xmlns:am3d="http://schemas.microsoft.com/office/drawing/2017/model3d" xmlns:o="urn:schemas-microsoft-com:office:office" xmlns:oel="http://schemas.microsoft.com/office/2019/extlst" xmlns:r="http://schemas.openxmlformats.org/officeDocument/2006/relationships" xmlns:m="http://schemas.openxmlformats.org/officeDocument/2006/math" xmlns:v="urn:schemas-microsoft-com:vml" xmlns:wp14="http://schemas.microsoft.com/office/word/2010/wordprocessingDrawing" xmlns:wp="http://schemas.openxmlformats.org/drawingml/2006/wordprocessingDrawing" xmlns:w10="urn:schemas-microsoft-com:office:word" xmlns:w="http://schemas.openxmlformats.org/wordprocessingml/2006/main" xmlns:w14="http://schemas.microsoft.com/office/word/2010/wordml" xmlns:w15="http://schemas.microsoft.com/office/word/2012/wordml" xmlns:w16cex="http://schemas.microsoft.com/office/word/2018/wordml/cex" xmlns:w16cid="http://schemas.microsoft.com/office/word/2016/wordml/cid" xmlns:w16="http://schemas.microsoft.com/office/word/2018/wordml" xmlns:w16du="http://schemas.microsoft.com/office/word/2023/wordml/word16du" xmlns:w16sdtdh="http://schemas.microsoft.com/office/word/2020/wordml/sdtdatahash" xmlns:w16se="http://schemas.microsoft.com/office/word/2015/wordml/symex" xmlns:wpg="http://schemas.microsoft.com/office/word/2010/wordprocessingGroup" xmlns:wpi="http://schemas.microsoft.com/office/word/2010/wordprocessingInk" xmlns:wne="http://schemas.microsoft.com/office/word/2006/wordml" xmlns:wps="http://schemas.microsoft.com/office/word/2010/wordprocessingShape" mc:Ignorable="w14 w15 w16se w16cid w16 w16cex w16sdtdh w16du wp14">
+<w:hdr xmlns:wpc="http://schemas.microsoft.com/office/word/2010/wordprocessingCanvas" xmlns:cx="http://schemas.microsoft.com/office/drawing/2014/chartex" xmlns:cx1="http://schemas.microsoft.com/office/drawing/2015/9/8/chartex" xmlns:cx2="http://schemas.microsoft.com/office/drawing/2015/10/21/chartex" xmlns:cx3="http://schemas.microsoft.com/office/drawing/2016/5/9/chartex" xmlns:cx4="http://schemas.microsoft.com/office/drawing/2016/5/10/chartex" xmlns:cx5="http://schemas.microsoft.com/office/drawing/2016/5/11/chartex" xmlns:cx6="http://schemas.microsoft.com/office/drawing/2016/5/12/chartex" xmlns:cx7="http://schemas.microsoft.com/office/drawing/2016/5/13/chartex" xmlns:cx8="http://schemas.microsoft.com/office/drawing/2016/5/14/chartex" xmlns:mc="http://schemas.openxmlformats.org/markup-compatibility/2006" xmlns:aink="http://schemas.microsoft.com/office/drawing/2016/ink" xmlns:am3d="http://schemas.microsoft.com/office/drawing/2017/model3d" xmlns:o="urn:schemas-microsoft-com:office:office" xmlns:r="http://schemas.openxmlformats.org/officeDocument/2006/relationships" xmlns:m="http://schemas.openxmlformats.org/officeDocument/2006/math" xmlns:v="urn:schemas-microsoft-com:vml" xmlns:wp14="http://schemas.microsoft.com/office/word/2010/wordprocessingDrawing" xmlns:wp="http://schemas.openxmlformats.org/drawingml/2006/wordprocessingDrawing" xmlns:w10="urn:schemas-microsoft-com:office:word" xmlns:w="http://schemas.openxmlformats.org/wordprocessingml/2006/main" xmlns:w14="http://schemas.microsoft.com/office/word/2010/wordml" xmlns:w15="http://schemas.microsoft.com/office/word/2012/wordml" xmlns:w16cid="http://schemas.microsoft.com/office/word/2016/wordml/cid" xmlns:w16se="http://schemas.microsoft.com/office/word/2015/wordml/symex" xmlns:wpg="http://schemas.microsoft.com/office/word/2010/wordprocessingGroup" xmlns:wpi="http://schemas.microsoft.com/office/word/2010/wordprocessingInk" xmlns:wne="http://schemas.microsoft.com/office/word/2006/wordml" xmlns:wps="http://schemas.microsoft.com/office/word/2010/wordprocessingShape" mc:Ignorable="w14 w15 w16se w16cid wp14">
   <w:p>
     <w:r>
       <w:rPr>
         <w:noProof/>
       </w:rPr>
       <w:drawing>
-        <wp:anchor distT="0" distB="0" distL="0" distR="0" simplePos="0" relativeHeight="251658240" behindDoc="1" locked="0" layoutInCell="1" hidden="0" allowOverlap="1" wp14:anchorId="21251FA6" wp14:editId="283BD595">
+        <wp:anchor distT="0" distB="0" distL="0" distR="0" simplePos="0" relativeHeight="251658240" behindDoc="1" locked="0" layoutInCell="1" hidden="0" allowOverlap="1" wp14:anchorId="3C194DD2" wp14:editId="09349DB6">
           <wp:simplePos x="0" y="0"/>
           <wp:positionH relativeFrom="page">
             <wp:posOffset>-12700</wp:posOffset>
           </wp:positionH>
           <wp:positionV relativeFrom="paragraph">
-            <wp:posOffset>-532717</wp:posOffset>
+            <wp:posOffset>-436626</wp:posOffset>
           </wp:positionV>
           <wp:extent cx="7753939" cy="1257300"/>
           <wp:effectExtent l="0" t="0" r="6350" b="0"/>
@@ -2212,6 +1767,7 @@
   </w:p>
   <w:p/>
   <w:p/>
+  <w:p/>
   <w:p>
     <w:pPr>
       <w:ind w:left="-426"/>
@@ -2227,14 +1783,50 @@
         <w:b/>
         <w:sz w:val="22"/>
       </w:rPr>
-      <w:t>Subsecretaría de Industria y Comercio</w:t>
+      <w:t>S</w:t>
     </w:r>
+    <w:r>
+      <w:rPr>
+        <w:rFonts w:ascii="Noto Sans" w:hAnsi="Noto Sans"/>
+        <w:b/>
+        <w:sz w:val="22"/>
+      </w:rPr>
+      <w:t>ubs</w:t>
+    </w:r>
+    <w:r>
+      <w:rPr>
+        <w:rFonts w:ascii="Noto Sans" w:hAnsi="Noto Sans"/>
+        <w:b/>
+        <w:sz w:val="22"/>
+      </w:rPr>
+      <w:t xml:space="preserve">ecretaría de </w:t>
+    </w:r>
+    <w:r>
+      <w:rPr>
+        <w:rFonts w:ascii="Noto Sans" w:hAnsi="Noto Sans"/>
+        <w:b/>
+        <w:sz w:val="22"/>
+      </w:rPr>
+      <w:t>Industria y Comercio</w:t>
+    </w:r>
+  </w:p>
+  <w:p>
+    <w:pPr>
+      <w:ind w:left="-426"/>
+      <w:rPr>
+        <w:rFonts w:ascii="Calibri" w:hAnsi="Calibri" w:cs="Calibri"/>
+        <w:b/>
+        <w:bCs/>
+        <w:sz w:val="22"/>
+        <w:szCs w:val="22"/>
+      </w:rPr>
+    </w:pPr>
   </w:p>
 </w:hdr>
 </file>
 
 <file path=word/numbering.xml><?xml version="1.0" encoding="utf-8"?>
-<w:numbering xmlns:wpc="http://schemas.microsoft.com/office/word/2010/wordprocessingCanvas" xmlns:cx="http://schemas.microsoft.com/office/drawing/2014/chartex" xmlns:cx1="http://schemas.microsoft.com/office/drawing/2015/9/8/chartex" xmlns:cx2="http://schemas.microsoft.com/office/drawing/2015/10/21/chartex" xmlns:cx3="http://schemas.microsoft.com/office/drawing/2016/5/9/chartex" xmlns:cx4="http://schemas.microsoft.com/office/drawing/2016/5/10/chartex" xmlns:cx5="http://schemas.microsoft.com/office/drawing/2016/5/11/chartex" xmlns:cx6="http://schemas.microsoft.com/office/drawing/2016/5/12/chartex" xmlns:cx7="http://schemas.microsoft.com/office/drawing/2016/5/13/chartex" xmlns:cx8="http://schemas.microsoft.com/office/drawing/2016/5/14/chartex" xmlns:mc="http://schemas.openxmlformats.org/markup-compatibility/2006" xmlns:aink="http://schemas.microsoft.com/office/drawing/2016/ink" xmlns:am3d="http://schemas.microsoft.com/office/drawing/2017/model3d" xmlns:o="urn:schemas-microsoft-com:office:office" xmlns:oel="http://schemas.microsoft.com/office/2019/extlst" xmlns:r="http://schemas.openxmlformats.org/officeDocument/2006/relationships" xmlns:m="http://schemas.openxmlformats.org/officeDocument/2006/math" xmlns:v="urn:schemas-microsoft-com:vml" xmlns:wp14="http://schemas.microsoft.com/office/word/2010/wordprocessingDrawing" xmlns:wp="http://schemas.openxmlformats.org/drawingml/2006/wordprocessingDrawing" xmlns:w10="urn:schemas-microsoft-com:office:word" xmlns:w="http://schemas.openxmlformats.org/wordprocessingml/2006/main" xmlns:w14="http://schemas.microsoft.com/office/word/2010/wordml" xmlns:w15="http://schemas.microsoft.com/office/word/2012/wordml" xmlns:w16cex="http://schemas.microsoft.com/office/word/2018/wordml/cex" xmlns:w16cid="http://schemas.microsoft.com/office/word/2016/wordml/cid" xmlns:w16="http://schemas.microsoft.com/office/word/2018/wordml" xmlns:w16du="http://schemas.microsoft.com/office/word/2023/wordml/word16du" xmlns:w16sdtdh="http://schemas.microsoft.com/office/word/2020/wordml/sdtdatahash" xmlns:w16se="http://schemas.microsoft.com/office/word/2015/wordml/symex" xmlns:wpg="http://schemas.microsoft.com/office/word/2010/wordprocessingGroup" xmlns:wpi="http://schemas.microsoft.com/office/word/2010/wordprocessingInk" xmlns:wne="http://schemas.microsoft.com/office/word/2006/wordml" xmlns:wps="http://schemas.microsoft.com/office/word/2010/wordprocessingShape" mc:Ignorable="w14 w15 w16se w16cid w16 w16cex w16sdtdh w16du wp14">
+<w:numbering xmlns:wpc="http://schemas.microsoft.com/office/word/2010/wordprocessingCanvas" xmlns:cx="http://schemas.microsoft.com/office/drawing/2014/chartex" xmlns:cx1="http://schemas.microsoft.com/office/drawing/2015/9/8/chartex" xmlns:cx2="http://schemas.microsoft.com/office/drawing/2015/10/21/chartex" xmlns:cx3="http://schemas.microsoft.com/office/drawing/2016/5/9/chartex" xmlns:cx4="http://schemas.microsoft.com/office/drawing/2016/5/10/chartex" xmlns:cx5="http://schemas.microsoft.com/office/drawing/2016/5/11/chartex" xmlns:cx6="http://schemas.microsoft.com/office/drawing/2016/5/12/chartex" xmlns:cx7="http://schemas.microsoft.com/office/drawing/2016/5/13/chartex" xmlns:cx8="http://schemas.microsoft.com/office/drawing/2016/5/14/chartex" xmlns:mc="http://schemas.openxmlformats.org/markup-compatibility/2006" xmlns:aink="http://schemas.microsoft.com/office/drawing/2016/ink" xmlns:am3d="http://schemas.microsoft.com/office/drawing/2017/model3d" xmlns:o="urn:schemas-microsoft-com:office:office" xmlns:r="http://schemas.openxmlformats.org/officeDocument/2006/relationships" xmlns:m="http://schemas.openxmlformats.org/officeDocument/2006/math" xmlns:v="urn:schemas-microsoft-com:vml" xmlns:wp14="http://schemas.microsoft.com/office/word/2010/wordprocessingDrawing" xmlns:wp="http://schemas.openxmlformats.org/drawingml/2006/wordprocessingDrawing" xmlns:w10="urn:schemas-microsoft-com:office:word" xmlns:w="http://schemas.openxmlformats.org/wordprocessingml/2006/main" xmlns:w14="http://schemas.microsoft.com/office/word/2010/wordml" xmlns:w15="http://schemas.microsoft.com/office/word/2012/wordml" xmlns:w16cid="http://schemas.microsoft.com/office/word/2016/wordml/cid" xmlns:w16se="http://schemas.microsoft.com/office/word/2015/wordml/symex" xmlns:wpg="http://schemas.microsoft.com/office/word/2010/wordprocessingGroup" xmlns:wpi="http://schemas.microsoft.com/office/word/2010/wordprocessingInk" xmlns:wne="http://schemas.microsoft.com/office/word/2006/wordml" xmlns:wps="http://schemas.microsoft.com/office/word/2010/wordprocessingShape" mc:Ignorable="w14 w15 w16se w16cid wp14">
   <w:abstractNum w:abstractNumId="0" w15:restartNumberingAfterBreak="0">
     <w:nsid w:val="06966058"/>
     <w:multiLevelType w:val="multilevel"/>
@@ -6695,117 +6287,127 @@
       </w:rPr>
     </w:lvl>
   </w:abstractNum>
-  <w:num w:numId="1" w16cid:durableId="1469126927">
+  <w:num w:numId="1">
     <w:abstractNumId w:val="17"/>
   </w:num>
-  <w:num w:numId="2" w16cid:durableId="532034349">
+  <w:num w:numId="2">
     <w:abstractNumId w:val="6"/>
   </w:num>
-  <w:num w:numId="3" w16cid:durableId="284234063">
+  <w:num w:numId="3">
     <w:abstractNumId w:val="20"/>
   </w:num>
-  <w:num w:numId="4" w16cid:durableId="129251692">
+  <w:num w:numId="4">
     <w:abstractNumId w:val="34"/>
   </w:num>
-  <w:num w:numId="5" w16cid:durableId="596208277">
+  <w:num w:numId="5">
     <w:abstractNumId w:val="27"/>
   </w:num>
-  <w:num w:numId="6" w16cid:durableId="2064480567">
+  <w:num w:numId="6">
     <w:abstractNumId w:val="10"/>
   </w:num>
-  <w:num w:numId="7" w16cid:durableId="430323793">
+  <w:num w:numId="7">
     <w:abstractNumId w:val="30"/>
   </w:num>
-  <w:num w:numId="8" w16cid:durableId="1747607157">
+  <w:num w:numId="8">
     <w:abstractNumId w:val="8"/>
   </w:num>
-  <w:num w:numId="9" w16cid:durableId="455178033">
+  <w:num w:numId="9">
     <w:abstractNumId w:val="5"/>
   </w:num>
-  <w:num w:numId="10" w16cid:durableId="209928114">
+  <w:num w:numId="10">
     <w:abstractNumId w:val="16"/>
   </w:num>
-  <w:num w:numId="11" w16cid:durableId="1311404711">
+  <w:num w:numId="11">
     <w:abstractNumId w:val="19"/>
   </w:num>
-  <w:num w:numId="12" w16cid:durableId="1996374917">
+  <w:num w:numId="12">
     <w:abstractNumId w:val="18"/>
   </w:num>
-  <w:num w:numId="13" w16cid:durableId="528837717">
+  <w:num w:numId="13">
     <w:abstractNumId w:val="7"/>
   </w:num>
-  <w:num w:numId="14" w16cid:durableId="1171722179">
+  <w:num w:numId="14">
     <w:abstractNumId w:val="14"/>
   </w:num>
-  <w:num w:numId="15" w16cid:durableId="857086022">
+  <w:num w:numId="15">
     <w:abstractNumId w:val="31"/>
   </w:num>
-  <w:num w:numId="16" w16cid:durableId="1223642267">
+  <w:num w:numId="16">
     <w:abstractNumId w:val="0"/>
   </w:num>
-  <w:num w:numId="17" w16cid:durableId="2004313427">
+  <w:num w:numId="17">
     <w:abstractNumId w:val="24"/>
   </w:num>
-  <w:num w:numId="18" w16cid:durableId="580018871">
+  <w:num w:numId="18">
     <w:abstractNumId w:val="15"/>
   </w:num>
-  <w:num w:numId="19" w16cid:durableId="1754275412">
+  <w:num w:numId="19">
     <w:abstractNumId w:val="23"/>
   </w:num>
-  <w:num w:numId="20" w16cid:durableId="1988779029">
+  <w:num w:numId="20">
     <w:abstractNumId w:val="26"/>
   </w:num>
-  <w:num w:numId="21" w16cid:durableId="284193422">
+  <w:num w:numId="21">
     <w:abstractNumId w:val="12"/>
   </w:num>
-  <w:num w:numId="22" w16cid:durableId="1348828971">
+  <w:num w:numId="22">
     <w:abstractNumId w:val="1"/>
   </w:num>
-  <w:num w:numId="23" w16cid:durableId="323819386">
+  <w:num w:numId="23">
     <w:abstractNumId w:val="22"/>
   </w:num>
-  <w:num w:numId="24" w16cid:durableId="963774824">
+  <w:num w:numId="24">
     <w:abstractNumId w:val="25"/>
   </w:num>
-  <w:num w:numId="25" w16cid:durableId="1484541893">
+  <w:num w:numId="25">
     <w:abstractNumId w:val="3"/>
   </w:num>
-  <w:num w:numId="26" w16cid:durableId="202714190">
+  <w:num w:numId="26">
     <w:abstractNumId w:val="4"/>
   </w:num>
-  <w:num w:numId="27" w16cid:durableId="517891426">
+  <w:num w:numId="27">
     <w:abstractNumId w:val="29"/>
   </w:num>
-  <w:num w:numId="28" w16cid:durableId="772437955">
+  <w:num w:numId="28">
     <w:abstractNumId w:val="9"/>
   </w:num>
-  <w:num w:numId="29" w16cid:durableId="1142115555">
+  <w:num w:numId="29">
     <w:abstractNumId w:val="33"/>
   </w:num>
-  <w:num w:numId="30" w16cid:durableId="690030894">
+  <w:num w:numId="30">
     <w:abstractNumId w:val="32"/>
   </w:num>
-  <w:num w:numId="31" w16cid:durableId="2079665929">
+  <w:num w:numId="31">
     <w:abstractNumId w:val="2"/>
   </w:num>
-  <w:num w:numId="32" w16cid:durableId="404567837">
+  <w:num w:numId="32">
     <w:abstractNumId w:val="21"/>
   </w:num>
-  <w:num w:numId="33" w16cid:durableId="2009015617">
+  <w:num w:numId="33">
     <w:abstractNumId w:val="13"/>
   </w:num>
-  <w:num w:numId="34" w16cid:durableId="1601252049">
+  <w:num w:numId="34">
     <w:abstractNumId w:val="11"/>
   </w:num>
-  <w:num w:numId="35" w16cid:durableId="680667917">
+  <w:num w:numId="35">
     <w:abstractNumId w:val="28"/>
   </w:num>
   <w:numIdMacAtCleanup w:val="1"/>
+  <w:abstractNum w:abstractNumId="35">
+    <w:lvl w:ilvl="0">
+      <w:numFmt w:val="bullet"/>
+      <w:lvlText w:val="•"/>
+      <w:suff w:val="space"/>
+    </w:lvl>
+  </w:abstractNum>
+  <w:num w:numId="36">
+    <w:abstractNumId w:val="35"/>
+  </w:num>
 </w:numbering>
 </file>
 
 <file path=word/styles.xml><?xml version="1.0" encoding="utf-8"?>
-<w:styles xmlns:mc="http://schemas.openxmlformats.org/markup-compatibility/2006" xmlns:r="http://schemas.openxmlformats.org/officeDocument/2006/relationships" xmlns:w="http://schemas.openxmlformats.org/wordprocessingml/2006/main" xmlns:w14="http://schemas.microsoft.com/office/word/2010/wordml" xmlns:w15="http://schemas.microsoft.com/office/word/2012/wordml" xmlns:w16cex="http://schemas.microsoft.com/office/word/2018/wordml/cex" xmlns:w16cid="http://schemas.microsoft.com/office/word/2016/wordml/cid" xmlns:w16="http://schemas.microsoft.com/office/word/2018/wordml" xmlns:w16du="http://schemas.microsoft.com/office/word/2023/wordml/word16du" xmlns:w16sdtdh="http://schemas.microsoft.com/office/word/2020/wordml/sdtdatahash" xmlns:w16se="http://schemas.microsoft.com/office/word/2015/wordml/symex" mc:Ignorable="w14 w15 w16se w16cid w16 w16cex w16sdtdh w16du">
+<w:styles xmlns:mc="http://schemas.openxmlformats.org/markup-compatibility/2006" xmlns:r="http://schemas.openxmlformats.org/officeDocument/2006/relationships" xmlns:w="http://schemas.openxmlformats.org/wordprocessingml/2006/main" xmlns:w14="http://schemas.microsoft.com/office/word/2010/wordml" xmlns:w15="http://schemas.microsoft.com/office/word/2012/wordml" xmlns:w16cid="http://schemas.microsoft.com/office/word/2016/wordml/cid" xmlns:w16se="http://schemas.microsoft.com/office/word/2015/wordml/symex" mc:Ignorable="w14 w15 w16se w16cid">
   <w:docDefaults>
     <w:rPrDefault>
       <w:rPr>
@@ -6817,7 +6419,7 @@
     </w:rPrDefault>
     <w:pPrDefault/>
   </w:docDefaults>
-  <w:latentStyles w:defLockedState="0" w:defUIPriority="99" w:defSemiHidden="0" w:defUnhideWhenUsed="0" w:defQFormat="0" w:count="376">
+  <w:latentStyles w:defLockedState="0" w:defUIPriority="99" w:defSemiHidden="0" w:defUnhideWhenUsed="0" w:defQFormat="0" w:count="375">
     <w:lsdException w:name="Normal" w:uiPriority="0" w:qFormat="1"/>
     <w:lsdException w:name="heading 1" w:uiPriority="9" w:qFormat="1"/>
     <w:lsdException w:name="heading 2" w:semiHidden="1" w:uiPriority="9" w:unhideWhenUsed="1" w:qFormat="1"/>
@@ -7193,14 +6795,14 @@
     <w:lsdException w:name="Smart Hyperlink" w:semiHidden="1" w:unhideWhenUsed="1"/>
     <w:lsdException w:name="Hashtag" w:semiHidden="1" w:unhideWhenUsed="1"/>
     <w:lsdException w:name="Unresolved Mention" w:semiHidden="1" w:unhideWhenUsed="1"/>
-    <w:lsdException w:name="Smart Link" w:semiHidden="1" w:unhideWhenUsed="1"/>
   </w:latentStyles>
   <w:style w:type="paragraph" w:default="1" w:styleId="Normal">
     <w:name w:val="Normal"/>
     <w:qFormat/>
     <w:rsid w:val="003F7434"/>
     <w:rPr>
-      <w:rFonts w:ascii="Times New Roman" w:eastAsia="Times New Roman" w:hAnsi="Times New Roman" w:cs="Times New Roman"/>
+      <w:rFonts w:ascii="Noto Sans" w:eastAsia="Times New Roman" w:hAnsi="Noto Sans" w:cs="Times New Roman"/>
+      <w:sz w:val="22"/>
       <w:lang w:eastAsia="es-ES_tradnl"/>
     </w:rPr>
   </w:style>
@@ -7216,9 +6818,10 @@
       <w:outlineLvl w:val="0"/>
     </w:pPr>
     <w:rPr>
-      <w:rFonts w:eastAsia="Noto Sans" w:cs="Noto Sans"/>
+      <w:rFonts w:eastAsia="Noto Sans" w:cs="Noto Sans" w:ascii="Noto Sans" w:hAnsi="Noto Sans"/>
       <w:b/>
       <w:color w:val="670E35"/>
+      <w:sz w:val="22"/>
       <w:lang w:eastAsia="es-MX"/>
     </w:rPr>
   </w:style>
@@ -7235,9 +6838,10 @@
       <w:outlineLvl w:val="1"/>
     </w:pPr>
     <w:rPr>
-      <w:rFonts w:eastAsia="Montserrat Light" w:cs="Montserrat Light"/>
+      <w:rFonts w:eastAsia="Montserrat Light" w:cs="Montserrat Light" w:ascii="Noto Sans" w:hAnsi="Noto Sans"/>
       <w:b/>
       <w:color w:val="666666"/>
+      <w:sz w:val="22"/>
       <w:lang w:eastAsia="es-MX"/>
     </w:rPr>
   </w:style>
@@ -7254,8 +6858,10 @@
       <w:outlineLvl w:val="2"/>
     </w:pPr>
     <w:rPr>
+      <w:rFonts w:ascii="Noto Sans" w:hAnsi="Noto Sans"/>
       <w:b/>
       <w:color w:val="FFFFFF"/>
+      <w:sz w:val="22"/>
       <w:lang w:eastAsia="es-MX"/>
     </w:rPr>
   </w:style>
@@ -7278,7 +6884,9 @@
       <w:outlineLvl w:val="3"/>
     </w:pPr>
     <w:rPr>
+      <w:rFonts w:ascii="Noto Sans" w:hAnsi="Noto Sans"/>
       <w:b/>
+      <w:sz w:val="22"/>
       <w:lang w:eastAsia="es-MX"/>
     </w:rPr>
   </w:style>
@@ -7295,7 +6903,9 @@
       <w:outlineLvl w:val="4"/>
     </w:pPr>
     <w:rPr>
+      <w:rFonts w:ascii="Noto Sans" w:hAnsi="Noto Sans"/>
       <w:b w:val="0"/>
+      <w:sz w:val="22"/>
     </w:rPr>
   </w:style>
   <w:style w:type="paragraph" w:styleId="Ttulo6">
@@ -7313,8 +6923,9 @@
       <w:outlineLvl w:val="5"/>
     </w:pPr>
     <w:rPr>
+      <w:rFonts w:ascii="Noto Sans" w:hAnsi="Noto Sans"/>
       <w:b/>
-      <w:sz w:val="20"/>
+      <w:sz w:val="22"/>
       <w:szCs w:val="20"/>
       <w:lang w:eastAsia="es-MX"/>
     </w:rPr>
@@ -7369,8 +6980,9 @@
       <w:spacing w:before="480" w:after="120"/>
     </w:pPr>
     <w:rPr>
+      <w:rFonts w:ascii="Noto Sans" w:hAnsi="Noto Sans"/>
       <w:b/>
-      <w:sz w:val="72"/>
+      <w:sz w:val="22"/>
       <w:szCs w:val="72"/>
       <w:lang w:eastAsia="es-MX"/>
     </w:rPr>
@@ -7400,6 +7012,8 @@
       </w:tabs>
     </w:pPr>
     <w:rPr>
+      <w:rFonts w:ascii="Noto Sans" w:hAnsi="Noto Sans"/>
+      <w:sz w:val="22"/>
       <w:lang w:eastAsia="es-MX"/>
     </w:rPr>
   </w:style>
@@ -7428,6 +7042,8 @@
       </w:tabs>
     </w:pPr>
     <w:rPr>
+      <w:rFonts w:ascii="Noto Sans" w:hAnsi="Noto Sans"/>
+      <w:sz w:val="22"/>
       <w:lang w:eastAsia="es-MX"/>
     </w:rPr>
   </w:style>
@@ -7452,10 +7068,10 @@
       <w:spacing w:before="360" w:after="80"/>
     </w:pPr>
     <w:rPr>
-      <w:rFonts w:ascii="Georgia" w:eastAsia="Georgia" w:hAnsi="Georgia" w:cs="Georgia"/>
+      <w:rFonts w:ascii="Noto Sans" w:eastAsia="Georgia" w:hAnsi="Noto Sans" w:cs="Georgia"/>
       <w:i/>
       <w:color w:val="666666"/>
-      <w:sz w:val="48"/>
+      <w:sz w:val="22"/>
       <w:szCs w:val="48"/>
       <w:lang w:eastAsia="es-MX"/>
     </w:rPr>
@@ -7470,6 +7086,8 @@
       <w:spacing w:before="100" w:beforeAutospacing="1" w:after="100" w:afterAutospacing="1"/>
     </w:pPr>
     <w:rPr>
+      <w:rFonts w:ascii="Noto Sans" w:hAnsi="Noto Sans"/>
+      <w:sz w:val="22"/>
       <w:lang w:eastAsia="es-MX"/>
     </w:rPr>
   </w:style>
@@ -7484,6 +7102,8 @@
       <w:contextualSpacing/>
     </w:pPr>
     <w:rPr>
+      <w:rFonts w:ascii="Noto Sans" w:hAnsi="Noto Sans"/>
+      <w:sz w:val="22"/>
       <w:lang w:eastAsia="es-MX"/>
     </w:rPr>
   </w:style>
@@ -7496,8 +7116,8 @@
     <w:unhideWhenUsed/>
     <w:rsid w:val="001E119D"/>
     <w:rPr>
-      <w:rFonts w:ascii="Segoe UI" w:hAnsi="Segoe UI" w:cs="Segoe UI"/>
-      <w:sz w:val="18"/>
+      <w:rFonts w:ascii="Noto Sans" w:hAnsi="Noto Sans" w:cs="Segoe UI"/>
+      <w:sz w:val="22"/>
       <w:szCs w:val="18"/>
       <w:lang w:eastAsia="es-MX"/>
     </w:rPr>
@@ -7547,7 +7167,8 @@
     <w:unhideWhenUsed/>
     <w:rsid w:val="008D09CA"/>
     <w:rPr>
-      <w:sz w:val="20"/>
+      <w:rFonts w:ascii="Noto Sans" w:hAnsi="Noto Sans"/>
+      <w:sz w:val="22"/>
       <w:szCs w:val="20"/>
       <w:lang w:eastAsia="es-MX"/>
     </w:rPr>
@@ -7698,8 +7319,9 @@
       <w:ind w:left="720" w:hanging="720"/>
     </w:pPr>
     <w:rPr>
-      <w:rFonts w:ascii="Univers (W1)" w:hAnsi="Univers (W1)" w:cs="Arial"/>
+      <w:rFonts w:ascii="Noto Sans" w:hAnsi="Noto Sans" w:cs="Arial"/>
       <w:color w:val="800080"/>
+      <w:sz w:val="22"/>
       <w:lang w:val="es-ES_tradnl" w:eastAsia="es-ES"/>
     </w:rPr>
   </w:style>
@@ -7857,6 +7479,8 @@
       <w:spacing w:before="100" w:beforeAutospacing="1" w:after="100" w:afterAutospacing="1"/>
     </w:pPr>
     <w:rPr>
+      <w:rFonts w:ascii="Noto Sans" w:hAnsi="Noto Sans"/>
+      <w:sz w:val="22"/>
       <w:lang w:eastAsia="es-MX"/>
     </w:rPr>
   </w:style>
@@ -7868,6 +7492,8 @@
       <w:spacing w:before="100" w:beforeAutospacing="1" w:after="100" w:afterAutospacing="1"/>
     </w:pPr>
     <w:rPr>
+      <w:rFonts w:ascii="Noto Sans" w:hAnsi="Noto Sans"/>
+      <w:sz w:val="22"/>
       <w:lang w:eastAsia="es-MX"/>
     </w:rPr>
   </w:style>
@@ -7879,8 +7505,9 @@
       <w:spacing w:before="100" w:beforeAutospacing="1" w:after="100" w:afterAutospacing="1"/>
     </w:pPr>
     <w:rPr>
-      <w:rFonts w:ascii="Calibri" w:hAnsi="Calibri" w:cs="Calibri"/>
+      <w:rFonts w:ascii="Noto Sans" w:hAnsi="Noto Sans" w:cs="Calibri"/>
       <w:color w:val="000000"/>
+      <w:sz w:val="22"/>
       <w:lang w:eastAsia="es-MX"/>
     </w:rPr>
   </w:style>
@@ -7965,6 +7592,8 @@
       <w:spacing w:before="100" w:beforeAutospacing="1" w:after="100" w:afterAutospacing="1"/>
     </w:pPr>
     <w:rPr>
+      <w:rFonts w:ascii="Noto Sans" w:hAnsi="Noto Sans"/>
+      <w:sz w:val="22"/>
       <w:lang w:eastAsia="es-MX"/>
     </w:rPr>
   </w:style>
@@ -7976,8 +7605,9 @@
       <w:spacing w:before="100" w:beforeAutospacing="1" w:after="100" w:afterAutospacing="1"/>
     </w:pPr>
     <w:rPr>
-      <w:rFonts w:ascii="Calibri" w:hAnsi="Calibri" w:cs="Calibri"/>
+      <w:rFonts w:ascii="Noto Sans" w:hAnsi="Noto Sans" w:cs="Calibri"/>
       <w:color w:val="000000"/>
+      <w:sz w:val="22"/>
       <w:lang w:eastAsia="es-MX"/>
     </w:rPr>
   </w:style>
@@ -7988,6 +7618,10 @@
     <w:pPr>
       <w:spacing w:before="100" w:beforeAutospacing="1" w:after="100" w:afterAutospacing="1"/>
     </w:pPr>
+    <w:rPr>
+      <w:rFonts w:ascii="Noto Sans" w:hAnsi="Noto Sans"/>
+      <w:sz w:val="22"/>
+    </w:rPr>
   </w:style>
 </w:styles>
 </file>
@@ -8288,28 +7922,28 @@
 </file>
 
 <file path=customXml/item1.xml><?xml version="1.0" encoding="utf-8"?>
-<b:Sources xmlns:b="http://schemas.openxmlformats.org/officeDocument/2006/bibliography" xmlns="http://schemas.openxmlformats.org/officeDocument/2006/bibliography" SelectedStyle="\APASixthEditionOfficeOnline.xsl" StyleName="APA" Version="6"/>
-</file>
-
-<file path=customXml/item2.xml><?xml version="1.0" encoding="utf-8"?>
 <go:gDocsCustomXmlDataStorage xmlns:go="http://customooxmlschemas.google.com/" xmlns:r="http://schemas.openxmlformats.org/officeDocument/2006/relationships" uri="GoogleDocsCustomDataVersion2">
   <go:docsCustomData xmlns:go="http://customooxmlschemas.google.com/" roundtripDataSignature="AMtx7miQFpWPCfcsQFbrBypFpD4BWtRFLg==">CgMxLjA4AHIhMWpKWC1ZV1ZyUWxfelVTd2oxcUhWdVVqaW9sTHRWRGpD</go:docsCustomData>
 </go:gDocsCustomXmlDataStorage>
 </file>
 
-<file path=customXml/itemProps1.xml><?xml version="1.0" encoding="utf-8"?>
-<ds:datastoreItem xmlns:ds="http://schemas.openxmlformats.org/officeDocument/2006/customXml" ds:itemID="{60C992A3-E2C3-4341-A5DB-7C0F1499728A}">
-  <ds:schemaRefs>
-    <ds:schemaRef ds:uri="http://schemas.openxmlformats.org/officeDocument/2006/bibliography"/>
-  </ds:schemaRefs>
-</ds:datastoreItem>
+<file path=customXml/item2.xml><?xml version="1.0" encoding="utf-8"?>
+<b:Sources xmlns:b="http://schemas.openxmlformats.org/officeDocument/2006/bibliography" xmlns="http://schemas.openxmlformats.org/officeDocument/2006/bibliography" SelectedStyle="\APASixthEditionOfficeOnline.xsl" StyleName="APA" Version="6"/>
 </file>
 
-<file path=customXml/itemProps2.xml><?xml version="1.0" encoding="utf-8"?>
+<file path=customXml/itemProps1.xml><?xml version="1.0" encoding="utf-8"?>
 <ds:datastoreItem xmlns:ds="http://schemas.openxmlformats.org/officeDocument/2006/customXml" ds:itemID="{11111111-1234-1234-1234-123412341234}">
   <ds:schemaRefs>
     <ds:schemaRef ds:uri="http://customooxmlschemas.google.com/"/>
     <ds:schemaRef ds:uri="http://schemas.openxmlformats.org/officeDocument/2006/relationships"/>
   </ds:schemaRefs>
 </ds:datastoreItem>
+</file>
+
+<file path=customXml/itemProps2.xml><?xml version="1.0" encoding="utf-8"?>
+<ds:datastoreItem xmlns:ds="http://schemas.openxmlformats.org/officeDocument/2006/customXml" ds:itemID="{36339060-3F28-D949-9895-241B815C1571}">
+  <ds:schemaRefs>
+    <ds:schemaRef ds:uri="http://schemas.openxmlformats.org/officeDocument/2006/bibliography"/>
+  </ds:schemaRefs>
+</ds:datastoreItem>
 </file>